--- a/.ai-workflow/work/tasks/현장방문대비/30 관리 산출물/개발/md2docx-styled/JSA-PF-DS-004_ADR.docx
+++ b/.ai-workflow/work/tasks/현장방문대비/30 관리 산출물/개발/md2docx-styled/JSA-PF-DS-004_ADR.docx
@@ -13,44 +13,94 @@
     <w:tbl>
       <w:tblPr>
         <w:tblStyle w:val="Table"/>
-        <w:tblW w:type="pct" w:w="5000"/>
+        <w:tblW w:w="9638" w:type="dxa"/>
+        <w:tblBorders>
+          <w:top w:val="single" w:sz="4" w:space="0" w:color="CDD1D5"/>
+          <w:left w:val="single" w:sz="4" w:space="0" w:color="CDD1D5"/>
+          <w:bottom w:val="single" w:sz="4" w:space="0" w:color="CDD1D5"/>
+          <w:right w:val="single" w:sz="4" w:space="0" w:color="CDD1D5"/>
+          <w:insideH w:val="single" w:sz="4" w:space="0" w:color="CDD1D5"/>
+          <w:insideV w:val="single" w:sz="4" w:space="0" w:color="CDD1D5"/>
+        </w:tblBorders>
         <w:tblLayout w:type="fixed"/>
+        <w:tblCellMar>
+          <w:top w:w="50" w:type="dxa"/>
+          <w:left w:w="100" w:type="dxa"/>
+          <w:bottom w:w="50" w:type="dxa"/>
+          <w:right w:w="100" w:type="dxa"/>
+        </w:tblCellMar>
         <w:tblLook w:firstRow="1" w:lastRow="0" w:firstColumn="0" w:lastColumn="0" w:noHBand="0" w:noVBand="0" w:val="0020"/>
       </w:tblPr>
       <w:tblGrid>
-        <w:gridCol w:w="1927"/>
-        <w:gridCol w:w="5992"/>
+        <w:gridCol w:w="2345"/>
+        <w:gridCol w:w="7293"/>
       </w:tblGrid>
       <w:tr>
         <w:trPr>
+          <w:cantSplit/>
           <w:tblHeader w:val="on"/>
         </w:trPr>
         <w:tc>
-          <w:tcPr/>
-          <w:p>
-            <w:pPr>
-              <w:pStyle w:val="Compact"/>
-            </w:pPr>
-            <w:r>
+          <w:tcPr>
+            <w:tcW w:w="2345" w:type="dxa"/>
+            <w:tcBorders>
+              <w:top w:val="single" w:sz="4" w:space="0" w:color="90A9C6"/>
+              <w:left w:val="single" w:sz="4" w:space="0" w:color="90A9C6"/>
+              <w:bottom w:val="single" w:sz="4" w:space="0" w:color="90A9C6"/>
+              <w:right w:val="single" w:sz="4" w:space="0" w:color="90A9C6"/>
+            </w:tcBorders>
+            <w:shd w:val="clear" w:color="auto" w:fill="D6E0EB"/>
+            <w:vAlign w:val="center"/>
+          </w:tcPr>
+          <w:p>
+            <w:pPr>
+              <w:pStyle w:val="Compact"/>
+            </w:pPr>
+            <w:r>
+              <w:rPr>
+                <w:b/>
+                <w:bCs/>
+                <w:color w:val="131416"/>
+              </w:rPr>
               <w:t xml:space="preserve">항목</w:t>
             </w:r>
           </w:p>
         </w:tc>
         <w:tc>
-          <w:tcPr/>
-          <w:p>
-            <w:pPr>
-              <w:pStyle w:val="Compact"/>
-            </w:pPr>
-            <w:r>
+          <w:tcPr>
+            <w:tcW w:w="7293" w:type="dxa"/>
+            <w:tcBorders>
+              <w:top w:val="single" w:sz="4" w:space="0" w:color="90A9C6"/>
+              <w:left w:val="single" w:sz="4" w:space="0" w:color="90A9C6"/>
+              <w:bottom w:val="single" w:sz="4" w:space="0" w:color="90A9C6"/>
+              <w:right w:val="single" w:sz="4" w:space="0" w:color="90A9C6"/>
+            </w:tcBorders>
+            <w:shd w:val="clear" w:color="auto" w:fill="D6E0EB"/>
+            <w:vAlign w:val="center"/>
+          </w:tcPr>
+          <w:p>
+            <w:pPr>
+              <w:pStyle w:val="Compact"/>
+            </w:pPr>
+            <w:r>
+              <w:rPr>
+                <w:b/>
+                <w:bCs/>
+                <w:color w:val="131416"/>
+              </w:rPr>
               <w:t xml:space="preserve">내용</w:t>
             </w:r>
           </w:p>
         </w:tc>
       </w:tr>
       <w:tr>
-        <w:tc>
-          <w:tcPr/>
+        <w:trPr>
+          <w:cantSplit/>
+        </w:trPr>
+        <w:tc>
+          <w:tcPr>
+            <w:tcW w:w="2345" w:type="dxa"/>
+          </w:tcPr>
           <w:p>
             <w:pPr>
               <w:pStyle w:val="Compact"/>
@@ -61,7 +111,9 @@
           </w:p>
         </w:tc>
         <w:tc>
-          <w:tcPr/>
+          <w:tcPr>
+            <w:tcW w:w="7293" w:type="dxa"/>
+          </w:tcPr>
           <w:p>
             <w:pPr>
               <w:pStyle w:val="Compact"/>
@@ -73,8 +125,13 @@
         </w:tc>
       </w:tr>
       <w:tr>
-        <w:tc>
-          <w:tcPr/>
+        <w:trPr>
+          <w:cantSplit/>
+        </w:trPr>
+        <w:tc>
+          <w:tcPr>
+            <w:tcW w:w="2345" w:type="dxa"/>
+          </w:tcPr>
           <w:p>
             <w:pPr>
               <w:pStyle w:val="Compact"/>
@@ -85,7 +142,9 @@
           </w:p>
         </w:tc>
         <w:tc>
-          <w:tcPr/>
+          <w:tcPr>
+            <w:tcW w:w="7293" w:type="dxa"/>
+          </w:tcPr>
           <w:p>
             <w:pPr>
               <w:pStyle w:val="Compact"/>
@@ -97,8 +156,13 @@
         </w:tc>
       </w:tr>
       <w:tr>
-        <w:tc>
-          <w:tcPr/>
+        <w:trPr>
+          <w:cantSplit/>
+        </w:trPr>
+        <w:tc>
+          <w:tcPr>
+            <w:tcW w:w="2345" w:type="dxa"/>
+          </w:tcPr>
           <w:p>
             <w:pPr>
               <w:pStyle w:val="Compact"/>
@@ -109,7 +173,9 @@
           </w:p>
         </w:tc>
         <w:tc>
-          <w:tcPr/>
+          <w:tcPr>
+            <w:tcW w:w="7293" w:type="dxa"/>
+          </w:tcPr>
           <w:p>
             <w:pPr>
               <w:pStyle w:val="Compact"/>
@@ -121,8 +187,13 @@
         </w:tc>
       </w:tr>
       <w:tr>
-        <w:tc>
-          <w:tcPr/>
+        <w:trPr>
+          <w:cantSplit/>
+        </w:trPr>
+        <w:tc>
+          <w:tcPr>
+            <w:tcW w:w="2345" w:type="dxa"/>
+          </w:tcPr>
           <w:p>
             <w:pPr>
               <w:pStyle w:val="Compact"/>
@@ -133,7 +204,9 @@
           </w:p>
         </w:tc>
         <w:tc>
-          <w:tcPr/>
+          <w:tcPr>
+            <w:tcW w:w="7293" w:type="dxa"/>
+          </w:tcPr>
           <w:p>
             <w:pPr>
               <w:pStyle w:val="Compact"/>
@@ -145,8 +218,13 @@
         </w:tc>
       </w:tr>
       <w:tr>
-        <w:tc>
-          <w:tcPr/>
+        <w:trPr>
+          <w:cantSplit/>
+        </w:trPr>
+        <w:tc>
+          <w:tcPr>
+            <w:tcW w:w="2345" w:type="dxa"/>
+          </w:tcPr>
           <w:p>
             <w:pPr>
               <w:pStyle w:val="Compact"/>
@@ -157,7 +235,9 @@
           </w:p>
         </w:tc>
         <w:tc>
-          <w:tcPr/>
+          <w:tcPr>
+            <w:tcW w:w="7293" w:type="dxa"/>
+          </w:tcPr>
           <w:p>
             <w:pPr>
               <w:pStyle w:val="Compact"/>
@@ -169,8 +249,13 @@
         </w:tc>
       </w:tr>
       <w:tr>
-        <w:tc>
-          <w:tcPr/>
+        <w:trPr>
+          <w:cantSplit/>
+        </w:trPr>
+        <w:tc>
+          <w:tcPr>
+            <w:tcW w:w="2345" w:type="dxa"/>
+          </w:tcPr>
           <w:p>
             <w:pPr>
               <w:pStyle w:val="Compact"/>
@@ -181,7 +266,9 @@
           </w:p>
         </w:tc>
         <w:tc>
-          <w:tcPr/>
+          <w:tcPr>
+            <w:tcW w:w="7293" w:type="dxa"/>
+          </w:tcPr>
           <w:p>
             <w:pPr>
               <w:pStyle w:val="Compact"/>
@@ -193,8 +280,13 @@
         </w:tc>
       </w:tr>
       <w:tr>
-        <w:tc>
-          <w:tcPr/>
+        <w:trPr>
+          <w:cantSplit/>
+        </w:trPr>
+        <w:tc>
+          <w:tcPr>
+            <w:tcW w:w="2345" w:type="dxa"/>
+          </w:tcPr>
           <w:p>
             <w:pPr>
               <w:pStyle w:val="Compact"/>
@@ -205,7 +297,9 @@
           </w:p>
         </w:tc>
         <w:tc>
-          <w:tcPr/>
+          <w:tcPr>
+            <w:tcW w:w="7293" w:type="dxa"/>
+          </w:tcPr>
           <w:p>
             <w:pPr>
               <w:pStyle w:val="Compact"/>
@@ -228,80 +322,175 @@
     <w:tbl>
       <w:tblPr>
         <w:tblStyle w:val="Table"/>
-        <w:tblW w:type="pct" w:w="5000"/>
+        <w:tblW w:w="9638" w:type="dxa"/>
+        <w:tblBorders>
+          <w:top w:val="single" w:sz="4" w:space="0" w:color="CDD1D5"/>
+          <w:left w:val="single" w:sz="4" w:space="0" w:color="CDD1D5"/>
+          <w:bottom w:val="single" w:sz="4" w:space="0" w:color="CDD1D5"/>
+          <w:right w:val="single" w:sz="4" w:space="0" w:color="CDD1D5"/>
+          <w:insideH w:val="single" w:sz="4" w:space="0" w:color="CDD1D5"/>
+          <w:insideV w:val="single" w:sz="4" w:space="0" w:color="CDD1D5"/>
+        </w:tblBorders>
         <w:tblLayout w:type="fixed"/>
+        <w:tblCellMar>
+          <w:top w:w="50" w:type="dxa"/>
+          <w:left w:w="100" w:type="dxa"/>
+          <w:bottom w:w="50" w:type="dxa"/>
+          <w:right w:w="100" w:type="dxa"/>
+        </w:tblCellMar>
         <w:tblLook w:firstRow="1" w:lastRow="0" w:firstColumn="0" w:lastColumn="0" w:noHBand="0" w:noVBand="0" w:val="0020"/>
       </w:tblPr>
       <w:tblGrid>
-        <w:gridCol w:w="1526"/>
-        <w:gridCol w:w="1622"/>
-        <w:gridCol w:w="1717"/>
-        <w:gridCol w:w="1526"/>
-        <w:gridCol w:w="1526"/>
+        <w:gridCol w:w="1858"/>
+        <w:gridCol w:w="1975"/>
+        <w:gridCol w:w="2090"/>
+        <w:gridCol w:w="1858"/>
+        <w:gridCol w:w="1857"/>
       </w:tblGrid>
       <w:tr>
         <w:trPr>
+          <w:cantSplit/>
           <w:tblHeader w:val="on"/>
         </w:trPr>
         <w:tc>
-          <w:tcPr/>
-          <w:p>
-            <w:pPr>
-              <w:pStyle w:val="Compact"/>
-            </w:pPr>
-            <w:r>
+          <w:tcPr>
+            <w:tcW w:w="1858" w:type="dxa"/>
+            <w:tcBorders>
+              <w:top w:val="single" w:sz="4" w:space="0" w:color="90A9C6"/>
+              <w:left w:val="single" w:sz="4" w:space="0" w:color="90A9C6"/>
+              <w:bottom w:val="single" w:sz="4" w:space="0" w:color="90A9C6"/>
+              <w:right w:val="single" w:sz="4" w:space="0" w:color="90A9C6"/>
+            </w:tcBorders>
+            <w:shd w:val="clear" w:color="auto" w:fill="D6E0EB"/>
+            <w:vAlign w:val="center"/>
+          </w:tcPr>
+          <w:p>
+            <w:pPr>
+              <w:pStyle w:val="Compact"/>
+            </w:pPr>
+            <w:r>
+              <w:rPr>
+                <w:b/>
+                <w:bCs/>
+                <w:color w:val="131416"/>
+              </w:rPr>
               <w:t xml:space="preserve">버전</w:t>
             </w:r>
           </w:p>
         </w:tc>
         <w:tc>
-          <w:tcPr/>
-          <w:p>
-            <w:pPr>
-              <w:pStyle w:val="Compact"/>
-            </w:pPr>
-            <w:r>
+          <w:tcPr>
+            <w:tcW w:w="1975" w:type="dxa"/>
+            <w:tcBorders>
+              <w:top w:val="single" w:sz="4" w:space="0" w:color="90A9C6"/>
+              <w:left w:val="single" w:sz="4" w:space="0" w:color="90A9C6"/>
+              <w:bottom w:val="single" w:sz="4" w:space="0" w:color="90A9C6"/>
+              <w:right w:val="single" w:sz="4" w:space="0" w:color="90A9C6"/>
+            </w:tcBorders>
+            <w:shd w:val="clear" w:color="auto" w:fill="D6E0EB"/>
+            <w:vAlign w:val="center"/>
+          </w:tcPr>
+          <w:p>
+            <w:pPr>
+              <w:pStyle w:val="Compact"/>
+            </w:pPr>
+            <w:r>
+              <w:rPr>
+                <w:b/>
+                <w:bCs/>
+                <w:color w:val="131416"/>
+              </w:rPr>
               <w:t xml:space="preserve">날짜</w:t>
             </w:r>
           </w:p>
         </w:tc>
         <w:tc>
-          <w:tcPr/>
-          <w:p>
-            <w:pPr>
-              <w:pStyle w:val="Compact"/>
-            </w:pPr>
-            <w:r>
+          <w:tcPr>
+            <w:tcW w:w="2090" w:type="dxa"/>
+            <w:tcBorders>
+              <w:top w:val="single" w:sz="4" w:space="0" w:color="90A9C6"/>
+              <w:left w:val="single" w:sz="4" w:space="0" w:color="90A9C6"/>
+              <w:bottom w:val="single" w:sz="4" w:space="0" w:color="90A9C6"/>
+              <w:right w:val="single" w:sz="4" w:space="0" w:color="90A9C6"/>
+            </w:tcBorders>
+            <w:shd w:val="clear" w:color="auto" w:fill="D6E0EB"/>
+            <w:vAlign w:val="center"/>
+          </w:tcPr>
+          <w:p>
+            <w:pPr>
+              <w:pStyle w:val="Compact"/>
+            </w:pPr>
+            <w:r>
+              <w:rPr>
+                <w:b/>
+                <w:bCs/>
+                <w:color w:val="131416"/>
+              </w:rPr>
               <w:t xml:space="preserve">변경 내용</w:t>
             </w:r>
           </w:p>
         </w:tc>
         <w:tc>
-          <w:tcPr/>
-          <w:p>
-            <w:pPr>
-              <w:pStyle w:val="Compact"/>
-            </w:pPr>
-            <w:r>
+          <w:tcPr>
+            <w:tcW w:w="1858" w:type="dxa"/>
+            <w:tcBorders>
+              <w:top w:val="single" w:sz="4" w:space="0" w:color="90A9C6"/>
+              <w:left w:val="single" w:sz="4" w:space="0" w:color="90A9C6"/>
+              <w:bottom w:val="single" w:sz="4" w:space="0" w:color="90A9C6"/>
+              <w:right w:val="single" w:sz="4" w:space="0" w:color="90A9C6"/>
+            </w:tcBorders>
+            <w:shd w:val="clear" w:color="auto" w:fill="D6E0EB"/>
+            <w:vAlign w:val="center"/>
+          </w:tcPr>
+          <w:p>
+            <w:pPr>
+              <w:pStyle w:val="Compact"/>
+            </w:pPr>
+            <w:r>
+              <w:rPr>
+                <w:b/>
+                <w:bCs/>
+                <w:color w:val="131416"/>
+              </w:rPr>
               <w:t xml:space="preserve">작성자</w:t>
             </w:r>
           </w:p>
         </w:tc>
         <w:tc>
-          <w:tcPr/>
-          <w:p>
-            <w:pPr>
-              <w:pStyle w:val="Compact"/>
-            </w:pPr>
-            <w:r>
+          <w:tcPr>
+            <w:tcW w:w="1857" w:type="dxa"/>
+            <w:tcBorders>
+              <w:top w:val="single" w:sz="4" w:space="0" w:color="90A9C6"/>
+              <w:left w:val="single" w:sz="4" w:space="0" w:color="90A9C6"/>
+              <w:bottom w:val="single" w:sz="4" w:space="0" w:color="90A9C6"/>
+              <w:right w:val="single" w:sz="4" w:space="0" w:color="90A9C6"/>
+            </w:tcBorders>
+            <w:shd w:val="clear" w:color="auto" w:fill="D6E0EB"/>
+            <w:vAlign w:val="center"/>
+          </w:tcPr>
+          <w:p>
+            <w:pPr>
+              <w:pStyle w:val="Compact"/>
+            </w:pPr>
+            <w:r>
+              <w:rPr>
+                <w:b/>
+                <w:bCs/>
+                <w:color w:val="131416"/>
+              </w:rPr>
               <w:t xml:space="preserve">승인자</w:t>
             </w:r>
           </w:p>
         </w:tc>
       </w:tr>
       <w:tr>
-        <w:tc>
-          <w:tcPr/>
+        <w:trPr>
+          <w:cantSplit/>
+        </w:trPr>
+        <w:tc>
+          <w:tcPr>
+            <w:tcW w:w="1858" w:type="dxa"/>
+          </w:tcPr>
           <w:p>
             <w:pPr>
               <w:pStyle w:val="Compact"/>
@@ -312,7 +501,9 @@
           </w:p>
         </w:tc>
         <w:tc>
-          <w:tcPr/>
+          <w:tcPr>
+            <w:tcW w:w="1975" w:type="dxa"/>
+          </w:tcPr>
           <w:p>
             <w:pPr>
               <w:pStyle w:val="Compact"/>
@@ -323,7 +514,9 @@
           </w:p>
         </w:tc>
         <w:tc>
-          <w:tcPr/>
+          <w:tcPr>
+            <w:tcW w:w="2090" w:type="dxa"/>
+          </w:tcPr>
           <w:p>
             <w:pPr>
               <w:pStyle w:val="Compact"/>
@@ -334,7 +527,9 @@
           </w:p>
         </w:tc>
         <w:tc>
-          <w:tcPr/>
+          <w:tcPr>
+            <w:tcW w:w="1858" w:type="dxa"/>
+          </w:tcPr>
           <w:p>
             <w:pPr>
               <w:pStyle w:val="Compact"/>
@@ -345,7 +540,9 @@
           </w:p>
         </w:tc>
         <w:tc>
-          <w:tcPr/>
+          <w:tcPr>
+            <w:tcW w:w="1857" w:type="dxa"/>
+          </w:tcPr>
           <w:p>
             <w:pPr>
               <w:pStyle w:val="Compact"/>
@@ -465,80 +662,175 @@
     <w:tbl>
       <w:tblPr>
         <w:tblStyle w:val="Table"/>
-        <w:tblW w:type="pct" w:w="5000"/>
+        <w:tblW w:w="9638" w:type="dxa"/>
+        <w:tblBorders>
+          <w:top w:val="single" w:sz="4" w:space="0" w:color="CDD1D5"/>
+          <w:left w:val="single" w:sz="4" w:space="0" w:color="CDD1D5"/>
+          <w:bottom w:val="single" w:sz="4" w:space="0" w:color="CDD1D5"/>
+          <w:right w:val="single" w:sz="4" w:space="0" w:color="CDD1D5"/>
+          <w:insideH w:val="single" w:sz="4" w:space="0" w:color="CDD1D5"/>
+          <w:insideV w:val="single" w:sz="4" w:space="0" w:color="CDD1D5"/>
+        </w:tblBorders>
         <w:tblLayout w:type="fixed"/>
+        <w:tblCellMar>
+          <w:top w:w="50" w:type="dxa"/>
+          <w:left w:w="100" w:type="dxa"/>
+          <w:bottom w:w="50" w:type="dxa"/>
+          <w:right w:w="100" w:type="dxa"/>
+        </w:tblCellMar>
         <w:tblLook w:firstRow="1" w:lastRow="0" w:firstColumn="0" w:lastColumn="0" w:noHBand="0" w:noVBand="0" w:val="0020"/>
       </w:tblPr>
       <w:tblGrid>
-        <w:gridCol w:w="979"/>
-        <w:gridCol w:w="2353"/>
-        <w:gridCol w:w="610"/>
-        <w:gridCol w:w="467"/>
-        <w:gridCol w:w="3508"/>
+        <w:gridCol w:w="1192"/>
+        <w:gridCol w:w="2864"/>
+        <w:gridCol w:w="743"/>
+        <w:gridCol w:w="569"/>
+        <w:gridCol w:w="4270"/>
       </w:tblGrid>
       <w:tr>
         <w:trPr>
+          <w:cantSplit/>
           <w:tblHeader w:val="on"/>
         </w:trPr>
         <w:tc>
-          <w:tcPr/>
-          <w:p>
-            <w:pPr>
-              <w:pStyle w:val="Compact"/>
-            </w:pPr>
-            <w:r>
+          <w:tcPr>
+            <w:tcW w:w="1192" w:type="dxa"/>
+            <w:tcBorders>
+              <w:top w:val="single" w:sz="4" w:space="0" w:color="90A9C6"/>
+              <w:left w:val="single" w:sz="4" w:space="0" w:color="90A9C6"/>
+              <w:bottom w:val="single" w:sz="4" w:space="0" w:color="90A9C6"/>
+              <w:right w:val="single" w:sz="4" w:space="0" w:color="90A9C6"/>
+            </w:tcBorders>
+            <w:shd w:val="clear" w:color="auto" w:fill="D6E0EB"/>
+            <w:vAlign w:val="center"/>
+          </w:tcPr>
+          <w:p>
+            <w:pPr>
+              <w:pStyle w:val="Compact"/>
+            </w:pPr>
+            <w:r>
+              <w:rPr>
+                <w:b/>
+                <w:bCs/>
+                <w:color w:val="131416"/>
+              </w:rPr>
               <w:t xml:space="preserve">번호</w:t>
             </w:r>
           </w:p>
         </w:tc>
         <w:tc>
-          <w:tcPr/>
-          <w:p>
-            <w:pPr>
-              <w:pStyle w:val="Compact"/>
-            </w:pPr>
-            <w:r>
+          <w:tcPr>
+            <w:tcW w:w="2864" w:type="dxa"/>
+            <w:tcBorders>
+              <w:top w:val="single" w:sz="4" w:space="0" w:color="90A9C6"/>
+              <w:left w:val="single" w:sz="4" w:space="0" w:color="90A9C6"/>
+              <w:bottom w:val="single" w:sz="4" w:space="0" w:color="90A9C6"/>
+              <w:right w:val="single" w:sz="4" w:space="0" w:color="90A9C6"/>
+            </w:tcBorders>
+            <w:shd w:val="clear" w:color="auto" w:fill="D6E0EB"/>
+            <w:vAlign w:val="center"/>
+          </w:tcPr>
+          <w:p>
+            <w:pPr>
+              <w:pStyle w:val="Compact"/>
+            </w:pPr>
+            <w:r>
+              <w:rPr>
+                <w:b/>
+                <w:bCs/>
+                <w:color w:val="131416"/>
+              </w:rPr>
               <w:t xml:space="preserve">제목</w:t>
             </w:r>
           </w:p>
         </w:tc>
         <w:tc>
-          <w:tcPr/>
-          <w:p>
-            <w:pPr>
-              <w:pStyle w:val="Compact"/>
-            </w:pPr>
-            <w:r>
+          <w:tcPr>
+            <w:tcW w:w="743" w:type="dxa"/>
+            <w:tcBorders>
+              <w:top w:val="single" w:sz="4" w:space="0" w:color="90A9C6"/>
+              <w:left w:val="single" w:sz="4" w:space="0" w:color="90A9C6"/>
+              <w:bottom w:val="single" w:sz="4" w:space="0" w:color="90A9C6"/>
+              <w:right w:val="single" w:sz="4" w:space="0" w:color="90A9C6"/>
+            </w:tcBorders>
+            <w:shd w:val="clear" w:color="auto" w:fill="D6E0EB"/>
+            <w:vAlign w:val="center"/>
+          </w:tcPr>
+          <w:p>
+            <w:pPr>
+              <w:pStyle w:val="Compact"/>
+            </w:pPr>
+            <w:r>
+              <w:rPr>
+                <w:b/>
+                <w:bCs/>
+                <w:color w:val="131416"/>
+              </w:rPr>
               <w:t xml:space="preserve">분류</w:t>
             </w:r>
           </w:p>
         </w:tc>
         <w:tc>
-          <w:tcPr/>
-          <w:p>
-            <w:pPr>
-              <w:pStyle w:val="Compact"/>
-            </w:pPr>
-            <w:r>
+          <w:tcPr>
+            <w:tcW w:w="569" w:type="dxa"/>
+            <w:tcBorders>
+              <w:top w:val="single" w:sz="4" w:space="0" w:color="90A9C6"/>
+              <w:left w:val="single" w:sz="4" w:space="0" w:color="90A9C6"/>
+              <w:bottom w:val="single" w:sz="4" w:space="0" w:color="90A9C6"/>
+              <w:right w:val="single" w:sz="4" w:space="0" w:color="90A9C6"/>
+            </w:tcBorders>
+            <w:shd w:val="clear" w:color="auto" w:fill="D6E0EB"/>
+            <w:vAlign w:val="center"/>
+          </w:tcPr>
+          <w:p>
+            <w:pPr>
+              <w:pStyle w:val="Compact"/>
+            </w:pPr>
+            <w:r>
+              <w:rPr>
+                <w:b/>
+                <w:bCs/>
+                <w:color w:val="131416"/>
+              </w:rPr>
               <w:t xml:space="preserve">상태</w:t>
             </w:r>
           </w:p>
         </w:tc>
         <w:tc>
-          <w:tcPr/>
-          <w:p>
-            <w:pPr>
-              <w:pStyle w:val="Compact"/>
-            </w:pPr>
-            <w:r>
+          <w:tcPr>
+            <w:tcW w:w="4270" w:type="dxa"/>
+            <w:tcBorders>
+              <w:top w:val="single" w:sz="4" w:space="0" w:color="90A9C6"/>
+              <w:left w:val="single" w:sz="4" w:space="0" w:color="90A9C6"/>
+              <w:bottom w:val="single" w:sz="4" w:space="0" w:color="90A9C6"/>
+              <w:right w:val="single" w:sz="4" w:space="0" w:color="90A9C6"/>
+            </w:tcBorders>
+            <w:shd w:val="clear" w:color="auto" w:fill="D6E0EB"/>
+            <w:vAlign w:val="center"/>
+          </w:tcPr>
+          <w:p>
+            <w:pPr>
+              <w:pStyle w:val="Compact"/>
+            </w:pPr>
+            <w:r>
+              <w:rPr>
+                <w:b/>
+                <w:bCs/>
+                <w:color w:val="131416"/>
+              </w:rPr>
               <w:t xml:space="preserve">한 줄 요약</w:t>
             </w:r>
           </w:p>
         </w:tc>
       </w:tr>
       <w:tr>
-        <w:tc>
-          <w:tcPr/>
+        <w:trPr>
+          <w:cantSplit/>
+        </w:trPr>
+        <w:tc>
+          <w:tcPr>
+            <w:tcW w:w="1192" w:type="dxa"/>
+          </w:tcPr>
           <w:p>
             <w:pPr>
               <w:pStyle w:val="Compact"/>
@@ -549,7 +841,9 @@
           </w:p>
         </w:tc>
         <w:tc>
-          <w:tcPr/>
+          <w:tcPr>
+            <w:tcW w:w="2864" w:type="dxa"/>
+          </w:tcPr>
           <w:p>
             <w:pPr>
               <w:pStyle w:val="Compact"/>
@@ -560,7 +854,9 @@
           </w:p>
         </w:tc>
         <w:tc>
-          <w:tcPr/>
+          <w:tcPr>
+            <w:tcW w:w="743" w:type="dxa"/>
+          </w:tcPr>
           <w:p>
             <w:pPr>
               <w:pStyle w:val="Compact"/>
@@ -571,7 +867,9 @@
           </w:p>
         </w:tc>
         <w:tc>
-          <w:tcPr/>
+          <w:tcPr>
+            <w:tcW w:w="569" w:type="dxa"/>
+          </w:tcPr>
           <w:p>
             <w:pPr>
               <w:pStyle w:val="Compact"/>
@@ -582,7 +880,9 @@
           </w:p>
         </w:tc>
         <w:tc>
-          <w:tcPr/>
+          <w:tcPr>
+            <w:tcW w:w="4270" w:type="dxa"/>
+          </w:tcPr>
           <w:p>
             <w:pPr>
               <w:pStyle w:val="Compact"/>
@@ -603,8 +903,13 @@
         </w:tc>
       </w:tr>
       <w:tr>
-        <w:tc>
-          <w:tcPr/>
+        <w:trPr>
+          <w:cantSplit/>
+        </w:trPr>
+        <w:tc>
+          <w:tcPr>
+            <w:tcW w:w="1192" w:type="dxa"/>
+          </w:tcPr>
           <w:p>
             <w:pPr>
               <w:pStyle w:val="Compact"/>
@@ -615,7 +920,9 @@
           </w:p>
         </w:tc>
         <w:tc>
-          <w:tcPr/>
+          <w:tcPr>
+            <w:tcW w:w="2864" w:type="dxa"/>
+          </w:tcPr>
           <w:p>
             <w:pPr>
               <w:pStyle w:val="Compact"/>
@@ -626,7 +933,9 @@
           </w:p>
         </w:tc>
         <w:tc>
-          <w:tcPr/>
+          <w:tcPr>
+            <w:tcW w:w="743" w:type="dxa"/>
+          </w:tcPr>
           <w:p>
             <w:pPr>
               <w:pStyle w:val="Compact"/>
@@ -637,7 +946,9 @@
           </w:p>
         </w:tc>
         <w:tc>
-          <w:tcPr/>
+          <w:tcPr>
+            <w:tcW w:w="569" w:type="dxa"/>
+          </w:tcPr>
           <w:p>
             <w:pPr>
               <w:pStyle w:val="Compact"/>
@@ -648,7 +959,9 @@
           </w:p>
         </w:tc>
         <w:tc>
-          <w:tcPr/>
+          <w:tcPr>
+            <w:tcW w:w="4270" w:type="dxa"/>
+          </w:tcPr>
           <w:p>
             <w:pPr>
               <w:pStyle w:val="Compact"/>
@@ -660,8 +973,13 @@
         </w:tc>
       </w:tr>
       <w:tr>
-        <w:tc>
-          <w:tcPr/>
+        <w:trPr>
+          <w:cantSplit/>
+        </w:trPr>
+        <w:tc>
+          <w:tcPr>
+            <w:tcW w:w="1192" w:type="dxa"/>
+          </w:tcPr>
           <w:p>
             <w:pPr>
               <w:pStyle w:val="Compact"/>
@@ -672,7 +990,9 @@
           </w:p>
         </w:tc>
         <w:tc>
-          <w:tcPr/>
+          <w:tcPr>
+            <w:tcW w:w="2864" w:type="dxa"/>
+          </w:tcPr>
           <w:p>
             <w:pPr>
               <w:pStyle w:val="Compact"/>
@@ -683,7 +1003,9 @@
           </w:p>
         </w:tc>
         <w:tc>
-          <w:tcPr/>
+          <w:tcPr>
+            <w:tcW w:w="743" w:type="dxa"/>
+          </w:tcPr>
           <w:p>
             <w:pPr>
               <w:pStyle w:val="Compact"/>
@@ -694,7 +1016,9 @@
           </w:p>
         </w:tc>
         <w:tc>
-          <w:tcPr/>
+          <w:tcPr>
+            <w:tcW w:w="569" w:type="dxa"/>
+          </w:tcPr>
           <w:p>
             <w:pPr>
               <w:pStyle w:val="Compact"/>
@@ -705,7 +1029,9 @@
           </w:p>
         </w:tc>
         <w:tc>
-          <w:tcPr/>
+          <w:tcPr>
+            <w:tcW w:w="4270" w:type="dxa"/>
+          </w:tcPr>
           <w:p>
             <w:pPr>
               <w:pStyle w:val="Compact"/>
@@ -717,8 +1043,13 @@
         </w:tc>
       </w:tr>
       <w:tr>
-        <w:tc>
-          <w:tcPr/>
+        <w:trPr>
+          <w:cantSplit/>
+        </w:trPr>
+        <w:tc>
+          <w:tcPr>
+            <w:tcW w:w="1192" w:type="dxa"/>
+          </w:tcPr>
           <w:p>
             <w:pPr>
               <w:pStyle w:val="Compact"/>
@@ -729,7 +1060,9 @@
           </w:p>
         </w:tc>
         <w:tc>
-          <w:tcPr/>
+          <w:tcPr>
+            <w:tcW w:w="2864" w:type="dxa"/>
+          </w:tcPr>
           <w:p>
             <w:pPr>
               <w:pStyle w:val="Compact"/>
@@ -740,7 +1073,9 @@
           </w:p>
         </w:tc>
         <w:tc>
-          <w:tcPr/>
+          <w:tcPr>
+            <w:tcW w:w="743" w:type="dxa"/>
+          </w:tcPr>
           <w:p>
             <w:pPr>
               <w:pStyle w:val="Compact"/>
@@ -751,7 +1086,9 @@
           </w:p>
         </w:tc>
         <w:tc>
-          <w:tcPr/>
+          <w:tcPr>
+            <w:tcW w:w="569" w:type="dxa"/>
+          </w:tcPr>
           <w:p>
             <w:pPr>
               <w:pStyle w:val="Compact"/>
@@ -762,7 +1099,9 @@
           </w:p>
         </w:tc>
         <w:tc>
-          <w:tcPr/>
+          <w:tcPr>
+            <w:tcW w:w="4270" w:type="dxa"/>
+          </w:tcPr>
           <w:p>
             <w:pPr>
               <w:pStyle w:val="Compact"/>
@@ -774,8 +1113,13 @@
         </w:tc>
       </w:tr>
       <w:tr>
-        <w:tc>
-          <w:tcPr/>
+        <w:trPr>
+          <w:cantSplit/>
+        </w:trPr>
+        <w:tc>
+          <w:tcPr>
+            <w:tcW w:w="1192" w:type="dxa"/>
+          </w:tcPr>
           <w:p>
             <w:pPr>
               <w:pStyle w:val="Compact"/>
@@ -786,7 +1130,9 @@
           </w:p>
         </w:tc>
         <w:tc>
-          <w:tcPr/>
+          <w:tcPr>
+            <w:tcW w:w="2864" w:type="dxa"/>
+          </w:tcPr>
           <w:p>
             <w:pPr>
               <w:pStyle w:val="Compact"/>
@@ -797,7 +1143,9 @@
           </w:p>
         </w:tc>
         <w:tc>
-          <w:tcPr/>
+          <w:tcPr>
+            <w:tcW w:w="743" w:type="dxa"/>
+          </w:tcPr>
           <w:p>
             <w:pPr>
               <w:pStyle w:val="Compact"/>
@@ -808,7 +1156,9 @@
           </w:p>
         </w:tc>
         <w:tc>
-          <w:tcPr/>
+          <w:tcPr>
+            <w:tcW w:w="569" w:type="dxa"/>
+          </w:tcPr>
           <w:p>
             <w:pPr>
               <w:pStyle w:val="Compact"/>
@@ -819,7 +1169,9 @@
           </w:p>
         </w:tc>
         <w:tc>
-          <w:tcPr/>
+          <w:tcPr>
+            <w:tcW w:w="4270" w:type="dxa"/>
+          </w:tcPr>
           <w:p>
             <w:pPr>
               <w:pStyle w:val="Compact"/>
@@ -831,8 +1183,13 @@
         </w:tc>
       </w:tr>
       <w:tr>
-        <w:tc>
-          <w:tcPr/>
+        <w:trPr>
+          <w:cantSplit/>
+        </w:trPr>
+        <w:tc>
+          <w:tcPr>
+            <w:tcW w:w="1192" w:type="dxa"/>
+          </w:tcPr>
           <w:p>
             <w:pPr>
               <w:pStyle w:val="Compact"/>
@@ -843,7 +1200,9 @@
           </w:p>
         </w:tc>
         <w:tc>
-          <w:tcPr/>
+          <w:tcPr>
+            <w:tcW w:w="2864" w:type="dxa"/>
+          </w:tcPr>
           <w:p>
             <w:pPr>
               <w:pStyle w:val="Compact"/>
@@ -854,7 +1213,9 @@
           </w:p>
         </w:tc>
         <w:tc>
-          <w:tcPr/>
+          <w:tcPr>
+            <w:tcW w:w="743" w:type="dxa"/>
+          </w:tcPr>
           <w:p>
             <w:pPr>
               <w:pStyle w:val="Compact"/>
@@ -865,7 +1226,9 @@
           </w:p>
         </w:tc>
         <w:tc>
-          <w:tcPr/>
+          <w:tcPr>
+            <w:tcW w:w="569" w:type="dxa"/>
+          </w:tcPr>
           <w:p>
             <w:pPr>
               <w:pStyle w:val="Compact"/>
@@ -876,7 +1239,9 @@
           </w:p>
         </w:tc>
         <w:tc>
-          <w:tcPr/>
+          <w:tcPr>
+            <w:tcW w:w="4270" w:type="dxa"/>
+          </w:tcPr>
           <w:p>
             <w:pPr>
               <w:pStyle w:val="Compact"/>
@@ -915,8 +1280,13 @@
         </w:tc>
       </w:tr>
       <w:tr>
-        <w:tc>
-          <w:tcPr/>
+        <w:trPr>
+          <w:cantSplit/>
+        </w:trPr>
+        <w:tc>
+          <w:tcPr>
+            <w:tcW w:w="1192" w:type="dxa"/>
+          </w:tcPr>
           <w:p>
             <w:pPr>
               <w:pStyle w:val="Compact"/>
@@ -927,7 +1297,9 @@
           </w:p>
         </w:tc>
         <w:tc>
-          <w:tcPr/>
+          <w:tcPr>
+            <w:tcW w:w="2864" w:type="dxa"/>
+          </w:tcPr>
           <w:p>
             <w:pPr>
               <w:pStyle w:val="Compact"/>
@@ -938,7 +1310,9 @@
           </w:p>
         </w:tc>
         <w:tc>
-          <w:tcPr/>
+          <w:tcPr>
+            <w:tcW w:w="743" w:type="dxa"/>
+          </w:tcPr>
           <w:p>
             <w:pPr>
               <w:pStyle w:val="Compact"/>
@@ -949,7 +1323,9 @@
           </w:p>
         </w:tc>
         <w:tc>
-          <w:tcPr/>
+          <w:tcPr>
+            <w:tcW w:w="569" w:type="dxa"/>
+          </w:tcPr>
           <w:p>
             <w:pPr>
               <w:pStyle w:val="Compact"/>
@@ -960,7 +1336,9 @@
           </w:p>
         </w:tc>
         <w:tc>
-          <w:tcPr/>
+          <w:tcPr>
+            <w:tcW w:w="4270" w:type="dxa"/>
+          </w:tcPr>
           <w:p>
             <w:pPr>
               <w:pStyle w:val="Compact"/>
@@ -972,8 +1350,13 @@
         </w:tc>
       </w:tr>
       <w:tr>
-        <w:tc>
-          <w:tcPr/>
+        <w:trPr>
+          <w:cantSplit/>
+        </w:trPr>
+        <w:tc>
+          <w:tcPr>
+            <w:tcW w:w="1192" w:type="dxa"/>
+          </w:tcPr>
           <w:p>
             <w:pPr>
               <w:pStyle w:val="Compact"/>
@@ -984,7 +1367,9 @@
           </w:p>
         </w:tc>
         <w:tc>
-          <w:tcPr/>
+          <w:tcPr>
+            <w:tcW w:w="2864" w:type="dxa"/>
+          </w:tcPr>
           <w:p>
             <w:pPr>
               <w:pStyle w:val="Compact"/>
@@ -1010,7 +1395,9 @@
           </w:p>
         </w:tc>
         <w:tc>
-          <w:tcPr/>
+          <w:tcPr>
+            <w:tcW w:w="743" w:type="dxa"/>
+          </w:tcPr>
           <w:p>
             <w:pPr>
               <w:pStyle w:val="Compact"/>
@@ -1021,7 +1408,9 @@
           </w:p>
         </w:tc>
         <w:tc>
-          <w:tcPr/>
+          <w:tcPr>
+            <w:tcW w:w="569" w:type="dxa"/>
+          </w:tcPr>
           <w:p>
             <w:pPr>
               <w:pStyle w:val="Compact"/>
@@ -1032,7 +1421,9 @@
           </w:p>
         </w:tc>
         <w:tc>
-          <w:tcPr/>
+          <w:tcPr>
+            <w:tcW w:w="4270" w:type="dxa"/>
+          </w:tcPr>
           <w:p>
             <w:pPr>
               <w:pStyle w:val="Compact"/>
@@ -1059,8 +1450,13 @@
         </w:tc>
       </w:tr>
       <w:tr>
-        <w:tc>
-          <w:tcPr/>
+        <w:trPr>
+          <w:cantSplit/>
+        </w:trPr>
+        <w:tc>
+          <w:tcPr>
+            <w:tcW w:w="1192" w:type="dxa"/>
+          </w:tcPr>
           <w:p>
             <w:pPr>
               <w:pStyle w:val="Compact"/>
@@ -1071,7 +1467,9 @@
           </w:p>
         </w:tc>
         <w:tc>
-          <w:tcPr/>
+          <w:tcPr>
+            <w:tcW w:w="2864" w:type="dxa"/>
+          </w:tcPr>
           <w:p>
             <w:pPr>
               <w:pStyle w:val="Compact"/>
@@ -1082,7 +1480,9 @@
           </w:p>
         </w:tc>
         <w:tc>
-          <w:tcPr/>
+          <w:tcPr>
+            <w:tcW w:w="743" w:type="dxa"/>
+          </w:tcPr>
           <w:p>
             <w:pPr>
               <w:pStyle w:val="Compact"/>
@@ -1093,7 +1493,9 @@
           </w:p>
         </w:tc>
         <w:tc>
-          <w:tcPr/>
+          <w:tcPr>
+            <w:tcW w:w="569" w:type="dxa"/>
+          </w:tcPr>
           <w:p>
             <w:pPr>
               <w:pStyle w:val="Compact"/>
@@ -1104,7 +1506,9 @@
           </w:p>
         </w:tc>
         <w:tc>
-          <w:tcPr/>
+          <w:tcPr>
+            <w:tcW w:w="4270" w:type="dxa"/>
+          </w:tcPr>
           <w:p>
             <w:pPr>
               <w:pStyle w:val="Compact"/>
@@ -1116,8 +1520,13 @@
         </w:tc>
       </w:tr>
       <w:tr>
-        <w:tc>
-          <w:tcPr/>
+        <w:trPr>
+          <w:cantSplit/>
+        </w:trPr>
+        <w:tc>
+          <w:tcPr>
+            <w:tcW w:w="1192" w:type="dxa"/>
+          </w:tcPr>
           <w:p>
             <w:pPr>
               <w:pStyle w:val="Compact"/>
@@ -1128,7 +1537,9 @@
           </w:p>
         </w:tc>
         <w:tc>
-          <w:tcPr/>
+          <w:tcPr>
+            <w:tcW w:w="2864" w:type="dxa"/>
+          </w:tcPr>
           <w:p>
             <w:pPr>
               <w:pStyle w:val="Compact"/>
@@ -1163,7 +1574,9 @@
           </w:p>
         </w:tc>
         <w:tc>
-          <w:tcPr/>
+          <w:tcPr>
+            <w:tcW w:w="743" w:type="dxa"/>
+          </w:tcPr>
           <w:p>
             <w:pPr>
               <w:pStyle w:val="Compact"/>
@@ -1174,7 +1587,9 @@
           </w:p>
         </w:tc>
         <w:tc>
-          <w:tcPr/>
+          <w:tcPr>
+            <w:tcW w:w="569" w:type="dxa"/>
+          </w:tcPr>
           <w:p>
             <w:pPr>
               <w:pStyle w:val="Compact"/>
@@ -1185,7 +1600,9 @@
           </w:p>
         </w:tc>
         <w:tc>
-          <w:tcPr/>
+          <w:tcPr>
+            <w:tcW w:w="4270" w:type="dxa"/>
+          </w:tcPr>
           <w:p>
             <w:pPr>
               <w:pStyle w:val="Compact"/>
@@ -1227,8 +1644,13 @@
         </w:tc>
       </w:tr>
       <w:tr>
-        <w:tc>
-          <w:tcPr/>
+        <w:trPr>
+          <w:cantSplit/>
+        </w:trPr>
+        <w:tc>
+          <w:tcPr>
+            <w:tcW w:w="1192" w:type="dxa"/>
+          </w:tcPr>
           <w:p>
             <w:pPr>
               <w:pStyle w:val="Compact"/>
@@ -1239,7 +1661,9 @@
           </w:p>
         </w:tc>
         <w:tc>
-          <w:tcPr/>
+          <w:tcPr>
+            <w:tcW w:w="2864" w:type="dxa"/>
+          </w:tcPr>
           <w:p>
             <w:pPr>
               <w:pStyle w:val="Compact"/>
@@ -1250,7 +1674,9 @@
           </w:p>
         </w:tc>
         <w:tc>
-          <w:tcPr/>
+          <w:tcPr>
+            <w:tcW w:w="743" w:type="dxa"/>
+          </w:tcPr>
           <w:p>
             <w:pPr>
               <w:pStyle w:val="Compact"/>
@@ -1261,7 +1687,9 @@
           </w:p>
         </w:tc>
         <w:tc>
-          <w:tcPr/>
+          <w:tcPr>
+            <w:tcW w:w="569" w:type="dxa"/>
+          </w:tcPr>
           <w:p>
             <w:pPr>
               <w:pStyle w:val="Compact"/>
@@ -1272,7 +1700,9 @@
           </w:p>
         </w:tc>
         <w:tc>
-          <w:tcPr/>
+          <w:tcPr>
+            <w:tcW w:w="4270" w:type="dxa"/>
+          </w:tcPr>
           <w:p>
             <w:pPr>
               <w:pStyle w:val="Compact"/>
@@ -1293,8 +1723,13 @@
         </w:tc>
       </w:tr>
       <w:tr>
-        <w:tc>
-          <w:tcPr/>
+        <w:trPr>
+          <w:cantSplit/>
+        </w:trPr>
+        <w:tc>
+          <w:tcPr>
+            <w:tcW w:w="1192" w:type="dxa"/>
+          </w:tcPr>
           <w:p>
             <w:pPr>
               <w:pStyle w:val="Compact"/>
@@ -1305,7 +1740,9 @@
           </w:p>
         </w:tc>
         <w:tc>
-          <w:tcPr/>
+          <w:tcPr>
+            <w:tcW w:w="2864" w:type="dxa"/>
+          </w:tcPr>
           <w:p>
             <w:pPr>
               <w:pStyle w:val="Compact"/>
@@ -1316,7 +1753,9 @@
           </w:p>
         </w:tc>
         <w:tc>
-          <w:tcPr/>
+          <w:tcPr>
+            <w:tcW w:w="743" w:type="dxa"/>
+          </w:tcPr>
           <w:p>
             <w:pPr>
               <w:pStyle w:val="Compact"/>
@@ -1327,7 +1766,9 @@
           </w:p>
         </w:tc>
         <w:tc>
-          <w:tcPr/>
+          <w:tcPr>
+            <w:tcW w:w="569" w:type="dxa"/>
+          </w:tcPr>
           <w:p>
             <w:pPr>
               <w:pStyle w:val="Compact"/>
@@ -1338,7 +1779,9 @@
           </w:p>
         </w:tc>
         <w:tc>
-          <w:tcPr/>
+          <w:tcPr>
+            <w:tcW w:w="4270" w:type="dxa"/>
+          </w:tcPr>
           <w:p>
             <w:pPr>
               <w:pStyle w:val="Compact"/>
@@ -1359,8 +1802,13 @@
         </w:tc>
       </w:tr>
       <w:tr>
-        <w:tc>
-          <w:tcPr/>
+        <w:trPr>
+          <w:cantSplit/>
+        </w:trPr>
+        <w:tc>
+          <w:tcPr>
+            <w:tcW w:w="1192" w:type="dxa"/>
+          </w:tcPr>
           <w:p>
             <w:pPr>
               <w:pStyle w:val="Compact"/>
@@ -1371,7 +1819,9 @@
           </w:p>
         </w:tc>
         <w:tc>
-          <w:tcPr/>
+          <w:tcPr>
+            <w:tcW w:w="2864" w:type="dxa"/>
+          </w:tcPr>
           <w:p>
             <w:pPr>
               <w:pStyle w:val="Compact"/>
@@ -1382,7 +1832,9 @@
           </w:p>
         </w:tc>
         <w:tc>
-          <w:tcPr/>
+          <w:tcPr>
+            <w:tcW w:w="743" w:type="dxa"/>
+          </w:tcPr>
           <w:p>
             <w:pPr>
               <w:pStyle w:val="Compact"/>
@@ -1393,7 +1845,9 @@
           </w:p>
         </w:tc>
         <w:tc>
-          <w:tcPr/>
+          <w:tcPr>
+            <w:tcW w:w="569" w:type="dxa"/>
+          </w:tcPr>
           <w:p>
             <w:pPr>
               <w:pStyle w:val="Compact"/>
@@ -1404,7 +1858,9 @@
           </w:p>
         </w:tc>
         <w:tc>
-          <w:tcPr/>
+          <w:tcPr>
+            <w:tcW w:w="4270" w:type="dxa"/>
+          </w:tcPr>
           <w:p>
             <w:pPr>
               <w:pStyle w:val="Compact"/>
@@ -1416,8 +1872,13 @@
         </w:tc>
       </w:tr>
       <w:tr>
-        <w:tc>
-          <w:tcPr/>
+        <w:trPr>
+          <w:cantSplit/>
+        </w:trPr>
+        <w:tc>
+          <w:tcPr>
+            <w:tcW w:w="1192" w:type="dxa"/>
+          </w:tcPr>
           <w:p>
             <w:pPr>
               <w:pStyle w:val="Compact"/>
@@ -1428,7 +1889,9 @@
           </w:p>
         </w:tc>
         <w:tc>
-          <w:tcPr/>
+          <w:tcPr>
+            <w:tcW w:w="2864" w:type="dxa"/>
+          </w:tcPr>
           <w:p>
             <w:pPr>
               <w:pStyle w:val="Compact"/>
@@ -1439,7 +1902,9 @@
           </w:p>
         </w:tc>
         <w:tc>
-          <w:tcPr/>
+          <w:tcPr>
+            <w:tcW w:w="743" w:type="dxa"/>
+          </w:tcPr>
           <w:p>
             <w:pPr>
               <w:pStyle w:val="Compact"/>
@@ -1450,7 +1915,9 @@
           </w:p>
         </w:tc>
         <w:tc>
-          <w:tcPr/>
+          <w:tcPr>
+            <w:tcW w:w="569" w:type="dxa"/>
+          </w:tcPr>
           <w:p>
             <w:pPr>
               <w:pStyle w:val="Compact"/>
@@ -1461,7 +1928,9 @@
           </w:p>
         </w:tc>
         <w:tc>
-          <w:tcPr/>
+          <w:tcPr>
+            <w:tcW w:w="4270" w:type="dxa"/>
+          </w:tcPr>
           <w:p>
             <w:pPr>
               <w:pStyle w:val="Compact"/>
@@ -1503,8 +1972,13 @@
         </w:tc>
       </w:tr>
       <w:tr>
-        <w:tc>
-          <w:tcPr/>
+        <w:trPr>
+          <w:cantSplit/>
+        </w:trPr>
+        <w:tc>
+          <w:tcPr>
+            <w:tcW w:w="1192" w:type="dxa"/>
+          </w:tcPr>
           <w:p>
             <w:pPr>
               <w:pStyle w:val="Compact"/>
@@ -1515,7 +1989,9 @@
           </w:p>
         </w:tc>
         <w:tc>
-          <w:tcPr/>
+          <w:tcPr>
+            <w:tcW w:w="2864" w:type="dxa"/>
+          </w:tcPr>
           <w:p>
             <w:pPr>
               <w:pStyle w:val="Compact"/>
@@ -1526,7 +2002,9 @@
           </w:p>
         </w:tc>
         <w:tc>
-          <w:tcPr/>
+          <w:tcPr>
+            <w:tcW w:w="743" w:type="dxa"/>
+          </w:tcPr>
           <w:p>
             <w:pPr>
               <w:pStyle w:val="Compact"/>
@@ -1537,7 +2015,9 @@
           </w:p>
         </w:tc>
         <w:tc>
-          <w:tcPr/>
+          <w:tcPr>
+            <w:tcW w:w="569" w:type="dxa"/>
+          </w:tcPr>
           <w:p>
             <w:pPr>
               <w:pStyle w:val="Compact"/>
@@ -1548,7 +2028,9 @@
           </w:p>
         </w:tc>
         <w:tc>
-          <w:tcPr/>
+          <w:tcPr>
+            <w:tcW w:w="4270" w:type="dxa"/>
+          </w:tcPr>
           <w:p>
             <w:pPr>
               <w:pStyle w:val="Compact"/>
@@ -1572,8 +2054,13 @@
         </w:tc>
       </w:tr>
       <w:tr>
-        <w:tc>
-          <w:tcPr/>
+        <w:trPr>
+          <w:cantSplit/>
+        </w:trPr>
+        <w:tc>
+          <w:tcPr>
+            <w:tcW w:w="1192" w:type="dxa"/>
+          </w:tcPr>
           <w:p>
             <w:pPr>
               <w:pStyle w:val="Compact"/>
@@ -1584,7 +2071,9 @@
           </w:p>
         </w:tc>
         <w:tc>
-          <w:tcPr/>
+          <w:tcPr>
+            <w:tcW w:w="2864" w:type="dxa"/>
+          </w:tcPr>
           <w:p>
             <w:pPr>
               <w:pStyle w:val="Compact"/>
@@ -1595,7 +2084,9 @@
           </w:p>
         </w:tc>
         <w:tc>
-          <w:tcPr/>
+          <w:tcPr>
+            <w:tcW w:w="743" w:type="dxa"/>
+          </w:tcPr>
           <w:p>
             <w:pPr>
               <w:pStyle w:val="Compact"/>
@@ -1606,7 +2097,9 @@
           </w:p>
         </w:tc>
         <w:tc>
-          <w:tcPr/>
+          <w:tcPr>
+            <w:tcW w:w="569" w:type="dxa"/>
+          </w:tcPr>
           <w:p>
             <w:pPr>
               <w:pStyle w:val="Compact"/>
@@ -1617,7 +2110,9 @@
           </w:p>
         </w:tc>
         <w:tc>
-          <w:tcPr/>
+          <w:tcPr>
+            <w:tcW w:w="4270" w:type="dxa"/>
+          </w:tcPr>
           <w:p>
             <w:pPr>
               <w:pStyle w:val="Compact"/>
@@ -1629,8 +2124,13 @@
         </w:tc>
       </w:tr>
       <w:tr>
-        <w:tc>
-          <w:tcPr/>
+        <w:trPr>
+          <w:cantSplit/>
+        </w:trPr>
+        <w:tc>
+          <w:tcPr>
+            <w:tcW w:w="1192" w:type="dxa"/>
+          </w:tcPr>
           <w:p>
             <w:pPr>
               <w:pStyle w:val="Compact"/>
@@ -1641,7 +2141,9 @@
           </w:p>
         </w:tc>
         <w:tc>
-          <w:tcPr/>
+          <w:tcPr>
+            <w:tcW w:w="2864" w:type="dxa"/>
+          </w:tcPr>
           <w:p>
             <w:pPr>
               <w:pStyle w:val="Compact"/>
@@ -1652,7 +2154,9 @@
           </w:p>
         </w:tc>
         <w:tc>
-          <w:tcPr/>
+          <w:tcPr>
+            <w:tcW w:w="743" w:type="dxa"/>
+          </w:tcPr>
           <w:p>
             <w:pPr>
               <w:pStyle w:val="Compact"/>
@@ -1663,7 +2167,9 @@
           </w:p>
         </w:tc>
         <w:tc>
-          <w:tcPr/>
+          <w:tcPr>
+            <w:tcW w:w="569" w:type="dxa"/>
+          </w:tcPr>
           <w:p>
             <w:pPr>
               <w:pStyle w:val="Compact"/>
@@ -1674,7 +2180,9 @@
           </w:p>
         </w:tc>
         <w:tc>
-          <w:tcPr/>
+          <w:tcPr>
+            <w:tcW w:w="4270" w:type="dxa"/>
+          </w:tcPr>
           <w:p>
             <w:pPr>
               <w:pStyle w:val="Compact"/>
@@ -1686,8 +2194,13 @@
         </w:tc>
       </w:tr>
       <w:tr>
-        <w:tc>
-          <w:tcPr/>
+        <w:trPr>
+          <w:cantSplit/>
+        </w:trPr>
+        <w:tc>
+          <w:tcPr>
+            <w:tcW w:w="1192" w:type="dxa"/>
+          </w:tcPr>
           <w:p>
             <w:pPr>
               <w:pStyle w:val="Compact"/>
@@ -1698,7 +2211,9 @@
           </w:p>
         </w:tc>
         <w:tc>
-          <w:tcPr/>
+          <w:tcPr>
+            <w:tcW w:w="2864" w:type="dxa"/>
+          </w:tcPr>
           <w:p>
             <w:pPr>
               <w:pStyle w:val="Compact"/>
@@ -1709,7 +2224,9 @@
           </w:p>
         </w:tc>
         <w:tc>
-          <w:tcPr/>
+          <w:tcPr>
+            <w:tcW w:w="743" w:type="dxa"/>
+          </w:tcPr>
           <w:p>
             <w:pPr>
               <w:pStyle w:val="Compact"/>
@@ -1720,7 +2237,9 @@
           </w:p>
         </w:tc>
         <w:tc>
-          <w:tcPr/>
+          <w:tcPr>
+            <w:tcW w:w="569" w:type="dxa"/>
+          </w:tcPr>
           <w:p>
             <w:pPr>
               <w:pStyle w:val="Compact"/>
@@ -1731,7 +2250,9 @@
           </w:p>
         </w:tc>
         <w:tc>
-          <w:tcPr/>
+          <w:tcPr>
+            <w:tcW w:w="4270" w:type="dxa"/>
+          </w:tcPr>
           <w:p>
             <w:pPr>
               <w:pStyle w:val="Compact"/>
@@ -1743,8 +2264,13 @@
         </w:tc>
       </w:tr>
       <w:tr>
-        <w:tc>
-          <w:tcPr/>
+        <w:trPr>
+          <w:cantSplit/>
+        </w:trPr>
+        <w:tc>
+          <w:tcPr>
+            <w:tcW w:w="1192" w:type="dxa"/>
+          </w:tcPr>
           <w:p>
             <w:pPr>
               <w:pStyle w:val="Compact"/>
@@ -1755,7 +2281,9 @@
           </w:p>
         </w:tc>
         <w:tc>
-          <w:tcPr/>
+          <w:tcPr>
+            <w:tcW w:w="2864" w:type="dxa"/>
+          </w:tcPr>
           <w:p>
             <w:pPr>
               <w:pStyle w:val="Compact"/>
@@ -1766,7 +2294,9 @@
           </w:p>
         </w:tc>
         <w:tc>
-          <w:tcPr/>
+          <w:tcPr>
+            <w:tcW w:w="743" w:type="dxa"/>
+          </w:tcPr>
           <w:p>
             <w:pPr>
               <w:pStyle w:val="Compact"/>
@@ -1777,7 +2307,9 @@
           </w:p>
         </w:tc>
         <w:tc>
-          <w:tcPr/>
+          <w:tcPr>
+            <w:tcW w:w="569" w:type="dxa"/>
+          </w:tcPr>
           <w:p>
             <w:pPr>
               <w:pStyle w:val="Compact"/>
@@ -1788,7 +2320,9 @@
           </w:p>
         </w:tc>
         <w:tc>
-          <w:tcPr/>
+          <w:tcPr>
+            <w:tcW w:w="4270" w:type="dxa"/>
+          </w:tcPr>
           <w:p>
             <w:pPr>
               <w:pStyle w:val="Compact"/>
@@ -1800,8 +2334,13 @@
         </w:tc>
       </w:tr>
       <w:tr>
-        <w:tc>
-          <w:tcPr/>
+        <w:trPr>
+          <w:cantSplit/>
+        </w:trPr>
+        <w:tc>
+          <w:tcPr>
+            <w:tcW w:w="1192" w:type="dxa"/>
+          </w:tcPr>
           <w:p>
             <w:pPr>
               <w:pStyle w:val="Compact"/>
@@ -1812,7 +2351,9 @@
           </w:p>
         </w:tc>
         <w:tc>
-          <w:tcPr/>
+          <w:tcPr>
+            <w:tcW w:w="2864" w:type="dxa"/>
+          </w:tcPr>
           <w:p>
             <w:pPr>
               <w:pStyle w:val="Compact"/>
@@ -1823,7 +2364,9 @@
           </w:p>
         </w:tc>
         <w:tc>
-          <w:tcPr/>
+          <w:tcPr>
+            <w:tcW w:w="743" w:type="dxa"/>
+          </w:tcPr>
           <w:p>
             <w:pPr>
               <w:pStyle w:val="Compact"/>
@@ -1834,7 +2377,9 @@
           </w:p>
         </w:tc>
         <w:tc>
-          <w:tcPr/>
+          <w:tcPr>
+            <w:tcW w:w="569" w:type="dxa"/>
+          </w:tcPr>
           <w:p>
             <w:pPr>
               <w:pStyle w:val="Compact"/>
@@ -1845,7 +2390,9 @@
           </w:p>
         </w:tc>
         <w:tc>
-          <w:tcPr/>
+          <w:tcPr>
+            <w:tcW w:w="4270" w:type="dxa"/>
+          </w:tcPr>
           <w:p>
             <w:pPr>
               <w:pStyle w:val="Compact"/>
@@ -1857,8 +2404,13 @@
         </w:tc>
       </w:tr>
       <w:tr>
-        <w:tc>
-          <w:tcPr/>
+        <w:trPr>
+          <w:cantSplit/>
+        </w:trPr>
+        <w:tc>
+          <w:tcPr>
+            <w:tcW w:w="1192" w:type="dxa"/>
+          </w:tcPr>
           <w:p>
             <w:pPr>
               <w:pStyle w:val="Compact"/>
@@ -1869,7 +2421,9 @@
           </w:p>
         </w:tc>
         <w:tc>
-          <w:tcPr/>
+          <w:tcPr>
+            <w:tcW w:w="2864" w:type="dxa"/>
+          </w:tcPr>
           <w:p>
             <w:pPr>
               <w:pStyle w:val="Compact"/>
@@ -1880,7 +2434,9 @@
           </w:p>
         </w:tc>
         <w:tc>
-          <w:tcPr/>
+          <w:tcPr>
+            <w:tcW w:w="743" w:type="dxa"/>
+          </w:tcPr>
           <w:p>
             <w:pPr>
               <w:pStyle w:val="Compact"/>
@@ -1891,7 +2447,9 @@
           </w:p>
         </w:tc>
         <w:tc>
-          <w:tcPr/>
+          <w:tcPr>
+            <w:tcW w:w="569" w:type="dxa"/>
+          </w:tcPr>
           <w:p>
             <w:pPr>
               <w:pStyle w:val="Compact"/>
@@ -1902,7 +2460,9 @@
           </w:p>
         </w:tc>
         <w:tc>
-          <w:tcPr/>
+          <w:tcPr>
+            <w:tcW w:w="4270" w:type="dxa"/>
+          </w:tcPr>
           <w:p>
             <w:pPr>
               <w:pStyle w:val="Compact"/>
@@ -1944,8 +2504,13 @@
         </w:tc>
       </w:tr>
       <w:tr>
-        <w:tc>
-          <w:tcPr/>
+        <w:trPr>
+          <w:cantSplit/>
+        </w:trPr>
+        <w:tc>
+          <w:tcPr>
+            <w:tcW w:w="1192" w:type="dxa"/>
+          </w:tcPr>
           <w:p>
             <w:pPr>
               <w:pStyle w:val="Compact"/>
@@ -1956,7 +2521,9 @@
           </w:p>
         </w:tc>
         <w:tc>
-          <w:tcPr/>
+          <w:tcPr>
+            <w:tcW w:w="2864" w:type="dxa"/>
+          </w:tcPr>
           <w:p>
             <w:pPr>
               <w:pStyle w:val="Compact"/>
@@ -1967,7 +2534,9 @@
           </w:p>
         </w:tc>
         <w:tc>
-          <w:tcPr/>
+          <w:tcPr>
+            <w:tcW w:w="743" w:type="dxa"/>
+          </w:tcPr>
           <w:p>
             <w:pPr>
               <w:pStyle w:val="Compact"/>
@@ -1978,7 +2547,9 @@
           </w:p>
         </w:tc>
         <w:tc>
-          <w:tcPr/>
+          <w:tcPr>
+            <w:tcW w:w="569" w:type="dxa"/>
+          </w:tcPr>
           <w:p>
             <w:pPr>
               <w:pStyle w:val="Compact"/>
@@ -1989,7 +2560,9 @@
           </w:p>
         </w:tc>
         <w:tc>
-          <w:tcPr/>
+          <w:tcPr>
+            <w:tcW w:w="4270" w:type="dxa"/>
+          </w:tcPr>
           <w:p>
             <w:pPr>
               <w:pStyle w:val="Compact"/>
@@ -2001,8 +2574,13 @@
         </w:tc>
       </w:tr>
       <w:tr>
-        <w:tc>
-          <w:tcPr/>
+        <w:trPr>
+          <w:cantSplit/>
+        </w:trPr>
+        <w:tc>
+          <w:tcPr>
+            <w:tcW w:w="1192" w:type="dxa"/>
+          </w:tcPr>
           <w:p>
             <w:pPr>
               <w:pStyle w:val="Compact"/>
@@ -2013,7 +2591,9 @@
           </w:p>
         </w:tc>
         <w:tc>
-          <w:tcPr/>
+          <w:tcPr>
+            <w:tcW w:w="2864" w:type="dxa"/>
+          </w:tcPr>
           <w:p>
             <w:pPr>
               <w:pStyle w:val="Compact"/>
@@ -2024,7 +2604,9 @@
           </w:p>
         </w:tc>
         <w:tc>
-          <w:tcPr/>
+          <w:tcPr>
+            <w:tcW w:w="743" w:type="dxa"/>
+          </w:tcPr>
           <w:p>
             <w:pPr>
               <w:pStyle w:val="Compact"/>
@@ -2035,7 +2617,9 @@
           </w:p>
         </w:tc>
         <w:tc>
-          <w:tcPr/>
+          <w:tcPr>
+            <w:tcW w:w="569" w:type="dxa"/>
+          </w:tcPr>
           <w:p>
             <w:pPr>
               <w:pStyle w:val="Compact"/>
@@ -2046,7 +2630,9 @@
           </w:p>
         </w:tc>
         <w:tc>
-          <w:tcPr/>
+          <w:tcPr>
+            <w:tcW w:w="4270" w:type="dxa"/>
+          </w:tcPr>
           <w:p>
             <w:pPr>
               <w:pStyle w:val="Compact"/>
@@ -2073,8 +2659,13 @@
         </w:tc>
       </w:tr>
       <w:tr>
-        <w:tc>
-          <w:tcPr/>
+        <w:trPr>
+          <w:cantSplit/>
+        </w:trPr>
+        <w:tc>
+          <w:tcPr>
+            <w:tcW w:w="1192" w:type="dxa"/>
+          </w:tcPr>
           <w:p>
             <w:pPr>
               <w:pStyle w:val="Compact"/>
@@ -2085,7 +2676,9 @@
           </w:p>
         </w:tc>
         <w:tc>
-          <w:tcPr/>
+          <w:tcPr>
+            <w:tcW w:w="2864" w:type="dxa"/>
+          </w:tcPr>
           <w:p>
             <w:pPr>
               <w:pStyle w:val="Compact"/>
@@ -2096,7 +2689,9 @@
           </w:p>
         </w:tc>
         <w:tc>
-          <w:tcPr/>
+          <w:tcPr>
+            <w:tcW w:w="743" w:type="dxa"/>
+          </w:tcPr>
           <w:p>
             <w:pPr>
               <w:pStyle w:val="Compact"/>
@@ -2107,7 +2702,9 @@
           </w:p>
         </w:tc>
         <w:tc>
-          <w:tcPr/>
+          <w:tcPr>
+            <w:tcW w:w="569" w:type="dxa"/>
+          </w:tcPr>
           <w:p>
             <w:pPr>
               <w:pStyle w:val="Compact"/>
@@ -2118,7 +2715,9 @@
           </w:p>
         </w:tc>
         <w:tc>
-          <w:tcPr/>
+          <w:tcPr>
+            <w:tcW w:w="4270" w:type="dxa"/>
+          </w:tcPr>
           <w:p>
             <w:pPr>
               <w:pStyle w:val="Compact"/>
@@ -2130,8 +2729,13 @@
         </w:tc>
       </w:tr>
       <w:tr>
-        <w:tc>
-          <w:tcPr/>
+        <w:trPr>
+          <w:cantSplit/>
+        </w:trPr>
+        <w:tc>
+          <w:tcPr>
+            <w:tcW w:w="1192" w:type="dxa"/>
+          </w:tcPr>
           <w:p>
             <w:pPr>
               <w:pStyle w:val="Compact"/>
@@ -2154,7 +2758,9 @@
           </w:p>
         </w:tc>
         <w:tc>
-          <w:tcPr/>
+          <w:tcPr>
+            <w:tcW w:w="2864" w:type="dxa"/>
+          </w:tcPr>
           <w:p>
             <w:pPr>
               <w:pStyle w:val="Compact"/>
@@ -2165,7 +2771,9 @@
           </w:p>
         </w:tc>
         <w:tc>
-          <w:tcPr/>
+          <w:tcPr>
+            <w:tcW w:w="743" w:type="dxa"/>
+          </w:tcPr>
           <w:p>
             <w:pPr>
               <w:pStyle w:val="Compact"/>
@@ -2176,7 +2784,9 @@
           </w:p>
         </w:tc>
         <w:tc>
-          <w:tcPr/>
+          <w:tcPr>
+            <w:tcW w:w="569" w:type="dxa"/>
+          </w:tcPr>
           <w:p>
             <w:pPr>
               <w:pStyle w:val="Compact"/>
@@ -2187,7 +2797,9 @@
           </w:p>
         </w:tc>
         <w:tc>
-          <w:tcPr/>
+          <w:tcPr>
+            <w:tcW w:w="4270" w:type="dxa"/>
+          </w:tcPr>
           <w:p>
             <w:pPr>
               <w:pStyle w:val="Compact"/>
@@ -2210,44 +2822,94 @@
     <w:tbl>
       <w:tblPr>
         <w:tblStyle w:val="Table"/>
-        <w:tblW w:type="pct" w:w="5000"/>
+        <w:tblW w:w="9638" w:type="dxa"/>
+        <w:tblBorders>
+          <w:top w:val="single" w:sz="4" w:space="0" w:color="CDD1D5"/>
+          <w:left w:val="single" w:sz="4" w:space="0" w:color="CDD1D5"/>
+          <w:bottom w:val="single" w:sz="4" w:space="0" w:color="CDD1D5"/>
+          <w:right w:val="single" w:sz="4" w:space="0" w:color="CDD1D5"/>
+          <w:insideH w:val="single" w:sz="4" w:space="0" w:color="CDD1D5"/>
+          <w:insideV w:val="single" w:sz="4" w:space="0" w:color="CDD1D5"/>
+        </w:tblBorders>
         <w:tblLayout w:type="fixed"/>
+        <w:tblCellMar>
+          <w:top w:w="50" w:type="dxa"/>
+          <w:left w:w="100" w:type="dxa"/>
+          <w:bottom w:w="50" w:type="dxa"/>
+          <w:right w:w="100" w:type="dxa"/>
+        </w:tblCellMar>
         <w:tblLook w:firstRow="1" w:lastRow="0" w:firstColumn="0" w:lastColumn="0" w:noHBand="0" w:noVBand="0" w:val="0020"/>
       </w:tblPr>
       <w:tblGrid>
-        <w:gridCol w:w="3560"/>
-        <w:gridCol w:w="4359"/>
+        <w:gridCol w:w="4333"/>
+        <w:gridCol w:w="5305"/>
       </w:tblGrid>
       <w:tr>
         <w:trPr>
+          <w:cantSplit/>
           <w:tblHeader w:val="on"/>
         </w:trPr>
         <w:tc>
-          <w:tcPr/>
-          <w:p>
-            <w:pPr>
-              <w:pStyle w:val="Compact"/>
-            </w:pPr>
-            <w:r>
+          <w:tcPr>
+            <w:tcW w:w="4333" w:type="dxa"/>
+            <w:tcBorders>
+              <w:top w:val="single" w:sz="4" w:space="0" w:color="90A9C6"/>
+              <w:left w:val="single" w:sz="4" w:space="0" w:color="90A9C6"/>
+              <w:bottom w:val="single" w:sz="4" w:space="0" w:color="90A9C6"/>
+              <w:right w:val="single" w:sz="4" w:space="0" w:color="90A9C6"/>
+            </w:tcBorders>
+            <w:shd w:val="clear" w:color="auto" w:fill="D6E0EB"/>
+            <w:vAlign w:val="center"/>
+          </w:tcPr>
+          <w:p>
+            <w:pPr>
+              <w:pStyle w:val="Compact"/>
+            </w:pPr>
+            <w:r>
+              <w:rPr>
+                <w:b/>
+                <w:bCs/>
+                <w:color w:val="131416"/>
+              </w:rPr>
               <w:t xml:space="preserve">변경</w:t>
             </w:r>
           </w:p>
         </w:tc>
         <w:tc>
-          <w:tcPr/>
-          <w:p>
-            <w:pPr>
-              <w:pStyle w:val="Compact"/>
-            </w:pPr>
-            <w:r>
+          <w:tcPr>
+            <w:tcW w:w="5305" w:type="dxa"/>
+            <w:tcBorders>
+              <w:top w:val="single" w:sz="4" w:space="0" w:color="90A9C6"/>
+              <w:left w:val="single" w:sz="4" w:space="0" w:color="90A9C6"/>
+              <w:bottom w:val="single" w:sz="4" w:space="0" w:color="90A9C6"/>
+              <w:right w:val="single" w:sz="4" w:space="0" w:color="90A9C6"/>
+            </w:tcBorders>
+            <w:shd w:val="clear" w:color="auto" w:fill="D6E0EB"/>
+            <w:vAlign w:val="center"/>
+          </w:tcPr>
+          <w:p>
+            <w:pPr>
+              <w:pStyle w:val="Compact"/>
+            </w:pPr>
+            <w:r>
+              <w:rPr>
+                <w:b/>
+                <w:bCs/>
+                <w:color w:val="131416"/>
+              </w:rPr>
               <w:t xml:space="preserve">내용</w:t>
             </w:r>
           </w:p>
         </w:tc>
       </w:tr>
       <w:tr>
-        <w:tc>
-          <w:tcPr/>
+        <w:trPr>
+          <w:cantSplit/>
+        </w:trPr>
+        <w:tc>
+          <w:tcPr>
+            <w:tcW w:w="4333" w:type="dxa"/>
+          </w:tcPr>
           <w:p>
             <w:pPr>
               <w:pStyle w:val="Compact"/>
@@ -2258,7 +2920,9 @@
           </w:p>
         </w:tc>
         <w:tc>
-          <w:tcPr/>
+          <w:tcPr>
+            <w:tcW w:w="5305" w:type="dxa"/>
+          </w:tcPr>
           <w:p>
             <w:pPr>
               <w:pStyle w:val="Compact"/>
@@ -2309,8 +2973,13 @@
         </w:tc>
       </w:tr>
       <w:tr>
-        <w:tc>
-          <w:tcPr/>
+        <w:trPr>
+          <w:cantSplit/>
+        </w:trPr>
+        <w:tc>
+          <w:tcPr>
+            <w:tcW w:w="4333" w:type="dxa"/>
+          </w:tcPr>
           <w:p>
             <w:pPr>
               <w:pStyle w:val="Compact"/>
@@ -2321,7 +2990,9 @@
           </w:p>
         </w:tc>
         <w:tc>
-          <w:tcPr/>
+          <w:tcPr>
+            <w:tcW w:w="5305" w:type="dxa"/>
+          </w:tcPr>
           <w:p>
             <w:pPr>
               <w:pStyle w:val="Compact"/>
@@ -2342,8 +3013,13 @@
         </w:tc>
       </w:tr>
       <w:tr>
-        <w:tc>
-          <w:tcPr/>
+        <w:trPr>
+          <w:cantSplit/>
+        </w:trPr>
+        <w:tc>
+          <w:tcPr>
+            <w:tcW w:w="4333" w:type="dxa"/>
+          </w:tcPr>
           <w:p>
             <w:pPr>
               <w:pStyle w:val="Compact"/>
@@ -2354,7 +3030,9 @@
           </w:p>
         </w:tc>
         <w:tc>
-          <w:tcPr/>
+          <w:tcPr>
+            <w:tcW w:w="5305" w:type="dxa"/>
+          </w:tcPr>
           <w:p>
             <w:pPr>
               <w:pStyle w:val="Compact"/>
@@ -2366,8 +3044,13 @@
         </w:tc>
       </w:tr>
       <w:tr>
-        <w:tc>
-          <w:tcPr/>
+        <w:trPr>
+          <w:cantSplit/>
+        </w:trPr>
+        <w:tc>
+          <w:tcPr>
+            <w:tcW w:w="4333" w:type="dxa"/>
+          </w:tcPr>
           <w:p>
             <w:pPr>
               <w:pStyle w:val="Compact"/>
@@ -2378,7 +3061,9 @@
           </w:p>
         </w:tc>
         <w:tc>
-          <w:tcPr/>
+          <w:tcPr>
+            <w:tcW w:w="5305" w:type="dxa"/>
+          </w:tcPr>
           <w:p>
             <w:pPr>
               <w:pStyle w:val="Compact"/>
@@ -2546,56 +3231,121 @@
     <w:tbl>
       <w:tblPr>
         <w:tblStyle w:val="Table"/>
-        <w:tblW w:type="pct" w:w="5000"/>
+        <w:tblW w:w="9638" w:type="dxa"/>
+        <w:tblBorders>
+          <w:top w:val="single" w:sz="4" w:space="0" w:color="CDD1D5"/>
+          <w:left w:val="single" w:sz="4" w:space="0" w:color="CDD1D5"/>
+          <w:bottom w:val="single" w:sz="4" w:space="0" w:color="CDD1D5"/>
+          <w:right w:val="single" w:sz="4" w:space="0" w:color="CDD1D5"/>
+          <w:insideH w:val="single" w:sz="4" w:space="0" w:color="CDD1D5"/>
+          <w:insideV w:val="single" w:sz="4" w:space="0" w:color="CDD1D5"/>
+        </w:tblBorders>
         <w:tblLayout w:type="fixed"/>
+        <w:tblCellMar>
+          <w:top w:w="50" w:type="dxa"/>
+          <w:left w:w="100" w:type="dxa"/>
+          <w:bottom w:w="50" w:type="dxa"/>
+          <w:right w:w="100" w:type="dxa"/>
+        </w:tblCellMar>
         <w:tblLook w:firstRow="1" w:lastRow="0" w:firstColumn="0" w:lastColumn="0" w:noHBand="0" w:noVBand="0" w:val="0020"/>
       </w:tblPr>
       <w:tblGrid>
-        <w:gridCol w:w="1761"/>
-        <w:gridCol w:w="1092"/>
-        <w:gridCol w:w="5065"/>
+        <w:gridCol w:w="2144"/>
+        <w:gridCol w:w="1329"/>
+        <w:gridCol w:w="6165"/>
       </w:tblGrid>
       <w:tr>
         <w:trPr>
+          <w:cantSplit/>
           <w:tblHeader w:val="on"/>
         </w:trPr>
         <w:tc>
-          <w:tcPr/>
-          <w:p>
-            <w:pPr>
-              <w:pStyle w:val="Compact"/>
-            </w:pPr>
-            <w:r>
+          <w:tcPr>
+            <w:tcW w:w="2144" w:type="dxa"/>
+            <w:tcBorders>
+              <w:top w:val="single" w:sz="4" w:space="0" w:color="90A9C6"/>
+              <w:left w:val="single" w:sz="4" w:space="0" w:color="90A9C6"/>
+              <w:bottom w:val="single" w:sz="4" w:space="0" w:color="90A9C6"/>
+              <w:right w:val="single" w:sz="4" w:space="0" w:color="90A9C6"/>
+            </w:tcBorders>
+            <w:shd w:val="clear" w:color="auto" w:fill="D6E0EB"/>
+            <w:vAlign w:val="center"/>
+          </w:tcPr>
+          <w:p>
+            <w:pPr>
+              <w:pStyle w:val="Compact"/>
+            </w:pPr>
+            <w:r>
+              <w:rPr>
+                <w:b/>
+                <w:bCs/>
+                <w:color w:val="131416"/>
+              </w:rPr>
               <w:t xml:space="preserve">후보</w:t>
             </w:r>
           </w:p>
         </w:tc>
         <w:tc>
-          <w:tcPr/>
-          <w:p>
-            <w:pPr>
-              <w:pStyle w:val="Compact"/>
-            </w:pPr>
-            <w:r>
+          <w:tcPr>
+            <w:tcW w:w="1329" w:type="dxa"/>
+            <w:tcBorders>
+              <w:top w:val="single" w:sz="4" w:space="0" w:color="90A9C6"/>
+              <w:left w:val="single" w:sz="4" w:space="0" w:color="90A9C6"/>
+              <w:bottom w:val="single" w:sz="4" w:space="0" w:color="90A9C6"/>
+              <w:right w:val="single" w:sz="4" w:space="0" w:color="90A9C6"/>
+            </w:tcBorders>
+            <w:shd w:val="clear" w:color="auto" w:fill="D6E0EB"/>
+            <w:vAlign w:val="center"/>
+          </w:tcPr>
+          <w:p>
+            <w:pPr>
+              <w:pStyle w:val="Compact"/>
+            </w:pPr>
+            <w:r>
+              <w:rPr>
+                <w:b/>
+                <w:bCs/>
+                <w:color w:val="131416"/>
+              </w:rPr>
               <w:t xml:space="preserve">판정</w:t>
             </w:r>
           </w:p>
         </w:tc>
         <w:tc>
-          <w:tcPr/>
-          <w:p>
-            <w:pPr>
-              <w:pStyle w:val="Compact"/>
-            </w:pPr>
-            <w:r>
+          <w:tcPr>
+            <w:tcW w:w="6165" w:type="dxa"/>
+            <w:tcBorders>
+              <w:top w:val="single" w:sz="4" w:space="0" w:color="90A9C6"/>
+              <w:left w:val="single" w:sz="4" w:space="0" w:color="90A9C6"/>
+              <w:bottom w:val="single" w:sz="4" w:space="0" w:color="90A9C6"/>
+              <w:right w:val="single" w:sz="4" w:space="0" w:color="90A9C6"/>
+            </w:tcBorders>
+            <w:shd w:val="clear" w:color="auto" w:fill="D6E0EB"/>
+            <w:vAlign w:val="center"/>
+          </w:tcPr>
+          <w:p>
+            <w:pPr>
+              <w:pStyle w:val="Compact"/>
+            </w:pPr>
+            <w:r>
+              <w:rPr>
+                <w:b/>
+                <w:bCs/>
+                <w:color w:val="131416"/>
+              </w:rPr>
               <w:t xml:space="preserve">근거</w:t>
             </w:r>
           </w:p>
         </w:tc>
       </w:tr>
       <w:tr>
-        <w:tc>
-          <w:tcPr/>
+        <w:trPr>
+          <w:cantSplit/>
+        </w:trPr>
+        <w:tc>
+          <w:tcPr>
+            <w:tcW w:w="2144" w:type="dxa"/>
+          </w:tcPr>
           <w:p>
             <w:pPr>
               <w:pStyle w:val="Compact"/>
@@ -2606,7 +3356,9 @@
           </w:p>
         </w:tc>
         <w:tc>
-          <w:tcPr/>
+          <w:tcPr>
+            <w:tcW w:w="1329" w:type="dxa"/>
+          </w:tcPr>
           <w:p>
             <w:pPr>
               <w:pStyle w:val="Compact"/>
@@ -2617,7 +3369,9 @@
           </w:p>
         </w:tc>
         <w:tc>
-          <w:tcPr/>
+          <w:tcPr>
+            <w:tcW w:w="6165" w:type="dxa"/>
+          </w:tcPr>
           <w:p>
             <w:pPr>
               <w:pStyle w:val="Compact"/>
@@ -2644,8 +3398,13 @@
         </w:tc>
       </w:tr>
       <w:tr>
-        <w:tc>
-          <w:tcPr/>
+        <w:trPr>
+          <w:cantSplit/>
+        </w:trPr>
+        <w:tc>
+          <w:tcPr>
+            <w:tcW w:w="2144" w:type="dxa"/>
+          </w:tcPr>
           <w:p>
             <w:pPr>
               <w:pStyle w:val="Compact"/>
@@ -2656,7 +3415,9 @@
           </w:p>
         </w:tc>
         <w:tc>
-          <w:tcPr/>
+          <w:tcPr>
+            <w:tcW w:w="1329" w:type="dxa"/>
+          </w:tcPr>
           <w:p>
             <w:pPr>
               <w:pStyle w:val="Compact"/>
@@ -2667,7 +3428,9 @@
           </w:p>
         </w:tc>
         <w:tc>
-          <w:tcPr/>
+          <w:tcPr>
+            <w:tcW w:w="6165" w:type="dxa"/>
+          </w:tcPr>
           <w:p>
             <w:pPr>
               <w:pStyle w:val="Compact"/>
@@ -2679,8 +3442,13 @@
         </w:tc>
       </w:tr>
       <w:tr>
-        <w:tc>
-          <w:tcPr/>
+        <w:trPr>
+          <w:cantSplit/>
+        </w:trPr>
+        <w:tc>
+          <w:tcPr>
+            <w:tcW w:w="2144" w:type="dxa"/>
+          </w:tcPr>
           <w:p>
             <w:pPr>
               <w:pStyle w:val="Compact"/>
@@ -2691,7 +3459,9 @@
           </w:p>
         </w:tc>
         <w:tc>
-          <w:tcPr/>
+          <w:tcPr>
+            <w:tcW w:w="1329" w:type="dxa"/>
+          </w:tcPr>
           <w:p>
             <w:pPr>
               <w:pStyle w:val="Compact"/>
@@ -2702,7 +3472,9 @@
           </w:p>
         </w:tc>
         <w:tc>
-          <w:tcPr/>
+          <w:tcPr>
+            <w:tcW w:w="6165" w:type="dxa"/>
+          </w:tcPr>
           <w:p>
             <w:pPr>
               <w:pStyle w:val="Compact"/>
@@ -2714,8 +3486,13 @@
         </w:tc>
       </w:tr>
       <w:tr>
-        <w:tc>
-          <w:tcPr/>
+        <w:trPr>
+          <w:cantSplit/>
+        </w:trPr>
+        <w:tc>
+          <w:tcPr>
+            <w:tcW w:w="2144" w:type="dxa"/>
+          </w:tcPr>
           <w:p>
             <w:pPr>
               <w:pStyle w:val="Compact"/>
@@ -2726,7 +3503,9 @@
           </w:p>
         </w:tc>
         <w:tc>
-          <w:tcPr/>
+          <w:tcPr>
+            <w:tcW w:w="1329" w:type="dxa"/>
+          </w:tcPr>
           <w:p>
             <w:pPr>
               <w:pStyle w:val="Compact"/>
@@ -2737,7 +3516,9 @@
           </w:p>
         </w:tc>
         <w:tc>
-          <w:tcPr/>
+          <w:tcPr>
+            <w:tcW w:w="6165" w:type="dxa"/>
+          </w:tcPr>
           <w:p>
             <w:pPr>
               <w:pStyle w:val="Compact"/>
@@ -2749,8 +3530,13 @@
         </w:tc>
       </w:tr>
       <w:tr>
-        <w:tc>
-          <w:tcPr/>
+        <w:trPr>
+          <w:cantSplit/>
+        </w:trPr>
+        <w:tc>
+          <w:tcPr>
+            <w:tcW w:w="2144" w:type="dxa"/>
+          </w:tcPr>
           <w:p>
             <w:pPr>
               <w:pStyle w:val="Compact"/>
@@ -2761,7 +3547,9 @@
           </w:p>
         </w:tc>
         <w:tc>
-          <w:tcPr/>
+          <w:tcPr>
+            <w:tcW w:w="1329" w:type="dxa"/>
+          </w:tcPr>
           <w:p>
             <w:pPr>
               <w:pStyle w:val="Compact"/>
@@ -2772,7 +3560,9 @@
           </w:p>
         </w:tc>
         <w:tc>
-          <w:tcPr/>
+          <w:tcPr>
+            <w:tcW w:w="6165" w:type="dxa"/>
+          </w:tcPr>
           <w:p>
             <w:pPr>
               <w:pStyle w:val="Compact"/>
@@ -2784,8 +3574,13 @@
         </w:tc>
       </w:tr>
       <w:tr>
-        <w:tc>
-          <w:tcPr/>
+        <w:trPr>
+          <w:cantSplit/>
+        </w:trPr>
+        <w:tc>
+          <w:tcPr>
+            <w:tcW w:w="2144" w:type="dxa"/>
+          </w:tcPr>
           <w:p>
             <w:pPr>
               <w:pStyle w:val="Compact"/>
@@ -2796,7 +3591,9 @@
           </w:p>
         </w:tc>
         <w:tc>
-          <w:tcPr/>
+          <w:tcPr>
+            <w:tcW w:w="1329" w:type="dxa"/>
+          </w:tcPr>
           <w:p>
             <w:pPr>
               <w:pStyle w:val="Compact"/>
@@ -2807,7 +3604,9 @@
           </w:p>
         </w:tc>
         <w:tc>
-          <w:tcPr/>
+          <w:tcPr>
+            <w:tcW w:w="6165" w:type="dxa"/>
+          </w:tcPr>
           <w:p>
             <w:pPr>
               <w:pStyle w:val="Compact"/>
@@ -2828,8 +3627,13 @@
         </w:tc>
       </w:tr>
       <w:tr>
-        <w:tc>
-          <w:tcPr/>
+        <w:trPr>
+          <w:cantSplit/>
+        </w:trPr>
+        <w:tc>
+          <w:tcPr>
+            <w:tcW w:w="2144" w:type="dxa"/>
+          </w:tcPr>
           <w:p>
             <w:pPr>
               <w:pStyle w:val="Compact"/>
@@ -2840,7 +3644,9 @@
           </w:p>
         </w:tc>
         <w:tc>
-          <w:tcPr/>
+          <w:tcPr>
+            <w:tcW w:w="1329" w:type="dxa"/>
+          </w:tcPr>
           <w:p>
             <w:pPr>
               <w:pStyle w:val="Compact"/>
@@ -2851,7 +3657,9 @@
           </w:p>
         </w:tc>
         <w:tc>
-          <w:tcPr/>
+          <w:tcPr>
+            <w:tcW w:w="6165" w:type="dxa"/>
+          </w:tcPr>
           <w:p>
             <w:pPr>
               <w:pStyle w:val="Compact"/>
@@ -2928,68 +3736,148 @@
     <w:tbl>
       <w:tblPr>
         <w:tblStyle w:val="Table"/>
-        <w:tblW w:type="pct" w:w="5000"/>
+        <w:tblW w:w="9638" w:type="dxa"/>
+        <w:tblBorders>
+          <w:top w:val="single" w:sz="4" w:space="0" w:color="CDD1D5"/>
+          <w:left w:val="single" w:sz="4" w:space="0" w:color="CDD1D5"/>
+          <w:bottom w:val="single" w:sz="4" w:space="0" w:color="CDD1D5"/>
+          <w:right w:val="single" w:sz="4" w:space="0" w:color="CDD1D5"/>
+          <w:insideH w:val="single" w:sz="4" w:space="0" w:color="CDD1D5"/>
+          <w:insideV w:val="single" w:sz="4" w:space="0" w:color="CDD1D5"/>
+        </w:tblBorders>
         <w:tblLayout w:type="fixed"/>
+        <w:tblCellMar>
+          <w:top w:w="50" w:type="dxa"/>
+          <w:left w:w="100" w:type="dxa"/>
+          <w:bottom w:w="50" w:type="dxa"/>
+          <w:right w:w="100" w:type="dxa"/>
+        </w:tblCellMar>
         <w:tblLook w:firstRow="1" w:lastRow="0" w:firstColumn="0" w:lastColumn="0" w:noHBand="0" w:noVBand="0" w:val="0020"/>
       </w:tblPr>
       <w:tblGrid>
-        <w:gridCol w:w="1241"/>
-        <w:gridCol w:w="617"/>
-        <w:gridCol w:w="4632"/>
-        <w:gridCol w:w="1428"/>
+        <w:gridCol w:w="1511"/>
+        <w:gridCol w:w="751"/>
+        <w:gridCol w:w="5638"/>
+        <w:gridCol w:w="1738"/>
       </w:tblGrid>
       <w:tr>
         <w:trPr>
+          <w:cantSplit/>
           <w:tblHeader w:val="on"/>
         </w:trPr>
         <w:tc>
-          <w:tcPr/>
-          <w:p>
-            <w:pPr>
-              <w:pStyle w:val="Compact"/>
-            </w:pPr>
-            <w:r>
+          <w:tcPr>
+            <w:tcW w:w="1511" w:type="dxa"/>
+            <w:tcBorders>
+              <w:top w:val="single" w:sz="4" w:space="0" w:color="90A9C6"/>
+              <w:left w:val="single" w:sz="4" w:space="0" w:color="90A9C6"/>
+              <w:bottom w:val="single" w:sz="4" w:space="0" w:color="90A9C6"/>
+              <w:right w:val="single" w:sz="4" w:space="0" w:color="90A9C6"/>
+            </w:tcBorders>
+            <w:shd w:val="clear" w:color="auto" w:fill="D6E0EB"/>
+            <w:vAlign w:val="center"/>
+          </w:tcPr>
+          <w:p>
+            <w:pPr>
+              <w:pStyle w:val="Compact"/>
+            </w:pPr>
+            <w:r>
+              <w:rPr>
+                <w:b/>
+                <w:bCs/>
+                <w:color w:val="131416"/>
+              </w:rPr>
               <w:t xml:space="preserve">대안</w:t>
             </w:r>
           </w:p>
         </w:tc>
         <w:tc>
-          <w:tcPr/>
-          <w:p>
-            <w:pPr>
-              <w:pStyle w:val="Compact"/>
-            </w:pPr>
-            <w:r>
+          <w:tcPr>
+            <w:tcW w:w="751" w:type="dxa"/>
+            <w:tcBorders>
+              <w:top w:val="single" w:sz="4" w:space="0" w:color="90A9C6"/>
+              <w:left w:val="single" w:sz="4" w:space="0" w:color="90A9C6"/>
+              <w:bottom w:val="single" w:sz="4" w:space="0" w:color="90A9C6"/>
+              <w:right w:val="single" w:sz="4" w:space="0" w:color="90A9C6"/>
+            </w:tcBorders>
+            <w:shd w:val="clear" w:color="auto" w:fill="D6E0EB"/>
+            <w:vAlign w:val="center"/>
+          </w:tcPr>
+          <w:p>
+            <w:pPr>
+              <w:pStyle w:val="Compact"/>
+            </w:pPr>
+            <w:r>
+              <w:rPr>
+                <w:b/>
+                <w:bCs/>
+                <w:color w:val="131416"/>
+              </w:rPr>
               <w:t xml:space="preserve">장점</w:t>
             </w:r>
           </w:p>
         </w:tc>
         <w:tc>
-          <w:tcPr/>
-          <w:p>
-            <w:pPr>
-              <w:pStyle w:val="Compact"/>
-            </w:pPr>
-            <w:r>
+          <w:tcPr>
+            <w:tcW w:w="5638" w:type="dxa"/>
+            <w:tcBorders>
+              <w:top w:val="single" w:sz="4" w:space="0" w:color="90A9C6"/>
+              <w:left w:val="single" w:sz="4" w:space="0" w:color="90A9C6"/>
+              <w:bottom w:val="single" w:sz="4" w:space="0" w:color="90A9C6"/>
+              <w:right w:val="single" w:sz="4" w:space="0" w:color="90A9C6"/>
+            </w:tcBorders>
+            <w:shd w:val="clear" w:color="auto" w:fill="D6E0EB"/>
+            <w:vAlign w:val="center"/>
+          </w:tcPr>
+          <w:p>
+            <w:pPr>
+              <w:pStyle w:val="Compact"/>
+            </w:pPr>
+            <w:r>
+              <w:rPr>
+                <w:b/>
+                <w:bCs/>
+                <w:color w:val="131416"/>
+              </w:rPr>
               <w:t xml:space="preserve">단점</w:t>
             </w:r>
           </w:p>
         </w:tc>
         <w:tc>
-          <w:tcPr/>
-          <w:p>
-            <w:pPr>
-              <w:pStyle w:val="Compact"/>
-            </w:pPr>
-            <w:r>
+          <w:tcPr>
+            <w:tcW w:w="1738" w:type="dxa"/>
+            <w:tcBorders>
+              <w:top w:val="single" w:sz="4" w:space="0" w:color="90A9C6"/>
+              <w:left w:val="single" w:sz="4" w:space="0" w:color="90A9C6"/>
+              <w:bottom w:val="single" w:sz="4" w:space="0" w:color="90A9C6"/>
+              <w:right w:val="single" w:sz="4" w:space="0" w:color="90A9C6"/>
+            </w:tcBorders>
+            <w:shd w:val="clear" w:color="auto" w:fill="D6E0EB"/>
+            <w:vAlign w:val="center"/>
+          </w:tcPr>
+          <w:p>
+            <w:pPr>
+              <w:pStyle w:val="Compact"/>
+            </w:pPr>
+            <w:r>
+              <w:rPr>
+                <w:b/>
+                <w:bCs/>
+                <w:color w:val="131416"/>
+              </w:rPr>
               <w:t xml:space="preserve">채택 여부</w:t>
             </w:r>
           </w:p>
         </w:tc>
       </w:tr>
       <w:tr>
-        <w:tc>
-          <w:tcPr/>
+        <w:trPr>
+          <w:cantSplit/>
+        </w:trPr>
+        <w:tc>
+          <w:tcPr>
+            <w:tcW w:w="1511" w:type="dxa"/>
+          </w:tcPr>
           <w:p>
             <w:pPr>
               <w:pStyle w:val="Compact"/>
@@ -3000,7 +3888,9 @@
           </w:p>
         </w:tc>
         <w:tc>
-          <w:tcPr/>
+          <w:tcPr>
+            <w:tcW w:w="751" w:type="dxa"/>
+          </w:tcPr>
           <w:p>
             <w:pPr>
               <w:pStyle w:val="Compact"/>
@@ -3011,7 +3901,9 @@
           </w:p>
         </w:tc>
         <w:tc>
-          <w:tcPr/>
+          <w:tcPr>
+            <w:tcW w:w="5638" w:type="dxa"/>
+          </w:tcPr>
           <w:p>
             <w:pPr>
               <w:pStyle w:val="Compact"/>
@@ -3022,7 +3914,9 @@
           </w:p>
         </w:tc>
         <w:tc>
-          <w:tcPr/>
+          <w:tcPr>
+            <w:tcW w:w="1738" w:type="dxa"/>
+          </w:tcPr>
           <w:p>
             <w:pPr>
               <w:pStyle w:val="Compact"/>
@@ -3034,8 +3928,13 @@
         </w:tc>
       </w:tr>
       <w:tr>
-        <w:tc>
-          <w:tcPr/>
+        <w:trPr>
+          <w:cantSplit/>
+        </w:trPr>
+        <w:tc>
+          <w:tcPr>
+            <w:tcW w:w="1511" w:type="dxa"/>
+          </w:tcPr>
           <w:p>
             <w:pPr>
               <w:pStyle w:val="Compact"/>
@@ -3046,7 +3945,9 @@
           </w:p>
         </w:tc>
         <w:tc>
-          <w:tcPr/>
+          <w:tcPr>
+            <w:tcW w:w="751" w:type="dxa"/>
+          </w:tcPr>
           <w:p>
             <w:pPr>
               <w:pStyle w:val="Compact"/>
@@ -3057,7 +3958,9 @@
           </w:p>
         </w:tc>
         <w:tc>
-          <w:tcPr/>
+          <w:tcPr>
+            <w:tcW w:w="5638" w:type="dxa"/>
+          </w:tcPr>
           <w:p>
             <w:pPr>
               <w:pStyle w:val="Compact"/>
@@ -3068,7 +3971,9 @@
           </w:p>
         </w:tc>
         <w:tc>
-          <w:tcPr/>
+          <w:tcPr>
+            <w:tcW w:w="1738" w:type="dxa"/>
+          </w:tcPr>
           <w:p>
             <w:pPr>
               <w:pStyle w:val="Compact"/>
@@ -3080,8 +3985,13 @@
         </w:tc>
       </w:tr>
       <w:tr>
-        <w:tc>
-          <w:tcPr/>
+        <w:trPr>
+          <w:cantSplit/>
+        </w:trPr>
+        <w:tc>
+          <w:tcPr>
+            <w:tcW w:w="1511" w:type="dxa"/>
+          </w:tcPr>
           <w:p>
             <w:pPr>
               <w:pStyle w:val="Compact"/>
@@ -3092,7 +4002,9 @@
           </w:p>
         </w:tc>
         <w:tc>
-          <w:tcPr/>
+          <w:tcPr>
+            <w:tcW w:w="751" w:type="dxa"/>
+          </w:tcPr>
           <w:p>
             <w:pPr>
               <w:pStyle w:val="Compact"/>
@@ -3103,7 +4015,9 @@
           </w:p>
         </w:tc>
         <w:tc>
-          <w:tcPr/>
+          <w:tcPr>
+            <w:tcW w:w="5638" w:type="dxa"/>
+          </w:tcPr>
           <w:p>
             <w:pPr>
               <w:pStyle w:val="Compact"/>
@@ -3114,7 +4028,9 @@
           </w:p>
         </w:tc>
         <w:tc>
-          <w:tcPr/>
+          <w:tcPr>
+            <w:tcW w:w="1738" w:type="dxa"/>
+          </w:tcPr>
           <w:p>
             <w:pPr>
               <w:pStyle w:val="Compact"/>
@@ -3126,8 +4042,13 @@
         </w:tc>
       </w:tr>
       <w:tr>
-        <w:tc>
-          <w:tcPr/>
+        <w:trPr>
+          <w:cantSplit/>
+        </w:trPr>
+        <w:tc>
+          <w:tcPr>
+            <w:tcW w:w="1511" w:type="dxa"/>
+          </w:tcPr>
           <w:p>
             <w:pPr>
               <w:pStyle w:val="Compact"/>
@@ -3138,7 +4059,9 @@
           </w:p>
         </w:tc>
         <w:tc>
-          <w:tcPr/>
+          <w:tcPr>
+            <w:tcW w:w="751" w:type="dxa"/>
+          </w:tcPr>
           <w:p>
             <w:pPr>
               <w:pStyle w:val="Compact"/>
@@ -3149,7 +4072,9 @@
           </w:p>
         </w:tc>
         <w:tc>
-          <w:tcPr/>
+          <w:tcPr>
+            <w:tcW w:w="5638" w:type="dxa"/>
+          </w:tcPr>
           <w:p>
             <w:pPr>
               <w:pStyle w:val="Compact"/>
@@ -3160,7 +4085,9 @@
           </w:p>
         </w:tc>
         <w:tc>
-          <w:tcPr/>
+          <w:tcPr>
+            <w:tcW w:w="1738" w:type="dxa"/>
+          </w:tcPr>
           <w:p>
             <w:pPr>
               <w:pStyle w:val="Compact"/>
@@ -3172,8 +4099,13 @@
         </w:tc>
       </w:tr>
       <w:tr>
-        <w:tc>
-          <w:tcPr/>
+        <w:trPr>
+          <w:cantSplit/>
+        </w:trPr>
+        <w:tc>
+          <w:tcPr>
+            <w:tcW w:w="1511" w:type="dxa"/>
+          </w:tcPr>
           <w:p>
             <w:pPr>
               <w:pStyle w:val="Compact"/>
@@ -3184,7 +4116,9 @@
           </w:p>
         </w:tc>
         <w:tc>
-          <w:tcPr/>
+          <w:tcPr>
+            <w:tcW w:w="751" w:type="dxa"/>
+          </w:tcPr>
           <w:p>
             <w:pPr>
               <w:pStyle w:val="Compact"/>
@@ -3195,7 +4129,9 @@
           </w:p>
         </w:tc>
         <w:tc>
-          <w:tcPr/>
+          <w:tcPr>
+            <w:tcW w:w="5638" w:type="dxa"/>
+          </w:tcPr>
           <w:p>
             <w:pPr>
               <w:pStyle w:val="Compact"/>
@@ -3206,7 +4142,9 @@
           </w:p>
         </w:tc>
         <w:tc>
-          <w:tcPr/>
+          <w:tcPr>
+            <w:tcW w:w="1738" w:type="dxa"/>
+          </w:tcPr>
           <w:p>
             <w:pPr>
               <w:pStyle w:val="Compact"/>
@@ -3412,56 +4350,121 @@
     <w:tbl>
       <w:tblPr>
         <w:tblStyle w:val="Table"/>
-        <w:tblW w:type="pct" w:w="5000"/>
+        <w:tblW w:w="9638" w:type="dxa"/>
+        <w:tblBorders>
+          <w:top w:val="single" w:sz="4" w:space="0" w:color="CDD1D5"/>
+          <w:left w:val="single" w:sz="4" w:space="0" w:color="CDD1D5"/>
+          <w:bottom w:val="single" w:sz="4" w:space="0" w:color="CDD1D5"/>
+          <w:right w:val="single" w:sz="4" w:space="0" w:color="CDD1D5"/>
+          <w:insideH w:val="single" w:sz="4" w:space="0" w:color="CDD1D5"/>
+          <w:insideV w:val="single" w:sz="4" w:space="0" w:color="CDD1D5"/>
+        </w:tblBorders>
         <w:tblLayout w:type="fixed"/>
+        <w:tblCellMar>
+          <w:top w:w="50" w:type="dxa"/>
+          <w:left w:w="100" w:type="dxa"/>
+          <w:bottom w:w="50" w:type="dxa"/>
+          <w:right w:w="100" w:type="dxa"/>
+        </w:tblCellMar>
         <w:tblLook w:firstRow="1" w:lastRow="0" w:firstColumn="0" w:lastColumn="0" w:noHBand="0" w:noVBand="0" w:val="0020"/>
       </w:tblPr>
       <w:tblGrid>
-        <w:gridCol w:w="1208"/>
-        <w:gridCol w:w="3005"/>
-        <w:gridCol w:w="3706"/>
+        <w:gridCol w:w="1470"/>
+        <w:gridCol w:w="3657"/>
+        <w:gridCol w:w="4511"/>
       </w:tblGrid>
       <w:tr>
         <w:trPr>
+          <w:cantSplit/>
           <w:tblHeader w:val="on"/>
         </w:trPr>
         <w:tc>
-          <w:tcPr/>
-          <w:p>
-            <w:pPr>
-              <w:pStyle w:val="Compact"/>
-            </w:pPr>
-            <w:r>
+          <w:tcPr>
+            <w:tcW w:w="1470" w:type="dxa"/>
+            <w:tcBorders>
+              <w:top w:val="single" w:sz="4" w:space="0" w:color="90A9C6"/>
+              <w:left w:val="single" w:sz="4" w:space="0" w:color="90A9C6"/>
+              <w:bottom w:val="single" w:sz="4" w:space="0" w:color="90A9C6"/>
+              <w:right w:val="single" w:sz="4" w:space="0" w:color="90A9C6"/>
+            </w:tcBorders>
+            <w:shd w:val="clear" w:color="auto" w:fill="D6E0EB"/>
+            <w:vAlign w:val="center"/>
+          </w:tcPr>
+          <w:p>
+            <w:pPr>
+              <w:pStyle w:val="Compact"/>
+            </w:pPr>
+            <w:r>
+              <w:rPr>
+                <w:b/>
+                <w:bCs/>
+                <w:color w:val="131416"/>
+              </w:rPr>
               <w:t xml:space="preserve">항목</w:t>
             </w:r>
           </w:p>
         </w:tc>
         <w:tc>
-          <w:tcPr/>
-          <w:p>
-            <w:pPr>
-              <w:pStyle w:val="Compact"/>
-            </w:pPr>
-            <w:r>
+          <w:tcPr>
+            <w:tcW w:w="3657" w:type="dxa"/>
+            <w:tcBorders>
+              <w:top w:val="single" w:sz="4" w:space="0" w:color="90A9C6"/>
+              <w:left w:val="single" w:sz="4" w:space="0" w:color="90A9C6"/>
+              <w:bottom w:val="single" w:sz="4" w:space="0" w:color="90A9C6"/>
+              <w:right w:val="single" w:sz="4" w:space="0" w:color="90A9C6"/>
+            </w:tcBorders>
+            <w:shd w:val="clear" w:color="auto" w:fill="D6E0EB"/>
+            <w:vAlign w:val="center"/>
+          </w:tcPr>
+          <w:p>
+            <w:pPr>
+              <w:pStyle w:val="Compact"/>
+            </w:pPr>
+            <w:r>
+              <w:rPr>
+                <w:b/>
+                <w:bCs/>
+                <w:color w:val="131416"/>
+              </w:rPr>
               <w:t xml:space="preserve">결정</w:t>
             </w:r>
           </w:p>
         </w:tc>
         <w:tc>
-          <w:tcPr/>
-          <w:p>
-            <w:pPr>
-              <w:pStyle w:val="Compact"/>
-            </w:pPr>
-            <w:r>
+          <w:tcPr>
+            <w:tcW w:w="4511" w:type="dxa"/>
+            <w:tcBorders>
+              <w:top w:val="single" w:sz="4" w:space="0" w:color="90A9C6"/>
+              <w:left w:val="single" w:sz="4" w:space="0" w:color="90A9C6"/>
+              <w:bottom w:val="single" w:sz="4" w:space="0" w:color="90A9C6"/>
+              <w:right w:val="single" w:sz="4" w:space="0" w:color="90A9C6"/>
+            </w:tcBorders>
+            <w:shd w:val="clear" w:color="auto" w:fill="D6E0EB"/>
+            <w:vAlign w:val="center"/>
+          </w:tcPr>
+          <w:p>
+            <w:pPr>
+              <w:pStyle w:val="Compact"/>
+            </w:pPr>
+            <w:r>
+              <w:rPr>
+                <w:b/>
+                <w:bCs/>
+                <w:color w:val="131416"/>
+              </w:rPr>
               <w:t xml:space="preserve">조건·비고</w:t>
             </w:r>
           </w:p>
         </w:tc>
       </w:tr>
       <w:tr>
-        <w:tc>
-          <w:tcPr/>
+        <w:trPr>
+          <w:cantSplit/>
+        </w:trPr>
+        <w:tc>
+          <w:tcPr>
+            <w:tcW w:w="1470" w:type="dxa"/>
+          </w:tcPr>
           <w:p>
             <w:pPr>
               <w:pStyle w:val="Compact"/>
@@ -3472,7 +4475,9 @@
           </w:p>
         </w:tc>
         <w:tc>
-          <w:tcPr/>
+          <w:tcPr>
+            <w:tcW w:w="3657" w:type="dxa"/>
+          </w:tcPr>
           <w:p>
             <w:pPr>
               <w:pStyle w:val="Compact"/>
@@ -3483,7 +4488,9 @@
           </w:p>
         </w:tc>
         <w:tc>
-          <w:tcPr/>
+          <w:tcPr>
+            <w:tcW w:w="4511" w:type="dxa"/>
+          </w:tcPr>
           <w:p>
             <w:pPr>
               <w:pStyle w:val="Compact"/>
@@ -3510,8 +4517,13 @@
         </w:tc>
       </w:tr>
       <w:tr>
-        <w:tc>
-          <w:tcPr/>
+        <w:trPr>
+          <w:cantSplit/>
+        </w:trPr>
+        <w:tc>
+          <w:tcPr>
+            <w:tcW w:w="1470" w:type="dxa"/>
+          </w:tcPr>
           <w:p>
             <w:pPr>
               <w:pStyle w:val="Compact"/>
@@ -3522,7 +4534,9 @@
           </w:p>
         </w:tc>
         <w:tc>
-          <w:tcPr/>
+          <w:tcPr>
+            <w:tcW w:w="3657" w:type="dxa"/>
+          </w:tcPr>
           <w:p>
             <w:pPr>
               <w:pStyle w:val="Compact"/>
@@ -3533,7 +4547,9 @@
           </w:p>
         </w:tc>
         <w:tc>
-          <w:tcPr/>
+          <w:tcPr>
+            <w:tcW w:w="4511" w:type="dxa"/>
+          </w:tcPr>
           <w:p>
             <w:pPr>
               <w:pStyle w:val="Compact"/>
@@ -3545,8 +4561,13 @@
         </w:tc>
       </w:tr>
       <w:tr>
-        <w:tc>
-          <w:tcPr/>
+        <w:trPr>
+          <w:cantSplit/>
+        </w:trPr>
+        <w:tc>
+          <w:tcPr>
+            <w:tcW w:w="1470" w:type="dxa"/>
+          </w:tcPr>
           <w:p>
             <w:pPr>
               <w:pStyle w:val="Compact"/>
@@ -3557,7 +4578,9 @@
           </w:p>
         </w:tc>
         <w:tc>
-          <w:tcPr/>
+          <w:tcPr>
+            <w:tcW w:w="3657" w:type="dxa"/>
+          </w:tcPr>
           <w:p>
             <w:pPr>
               <w:pStyle w:val="Compact"/>
@@ -3568,7 +4591,9 @@
           </w:p>
         </w:tc>
         <w:tc>
-          <w:tcPr/>
+          <w:tcPr>
+            <w:tcW w:w="4511" w:type="dxa"/>
+          </w:tcPr>
           <w:p>
             <w:pPr>
               <w:pStyle w:val="Compact"/>
@@ -3580,8 +4605,13 @@
         </w:tc>
       </w:tr>
       <w:tr>
-        <w:tc>
-          <w:tcPr/>
+        <w:trPr>
+          <w:cantSplit/>
+        </w:trPr>
+        <w:tc>
+          <w:tcPr>
+            <w:tcW w:w="1470" w:type="dxa"/>
+          </w:tcPr>
           <w:p>
             <w:pPr>
               <w:pStyle w:val="Compact"/>
@@ -3592,7 +4622,9 @@
           </w:p>
         </w:tc>
         <w:tc>
-          <w:tcPr/>
+          <w:tcPr>
+            <w:tcW w:w="3657" w:type="dxa"/>
+          </w:tcPr>
           <w:p>
             <w:pPr>
               <w:pStyle w:val="Compact"/>
@@ -3603,7 +4635,9 @@
           </w:p>
         </w:tc>
         <w:tc>
-          <w:tcPr/>
+          <w:tcPr>
+            <w:tcW w:w="4511" w:type="dxa"/>
+          </w:tcPr>
           <w:p>
             <w:pPr>
               <w:pStyle w:val="Compact"/>
@@ -3615,8 +4649,13 @@
         </w:tc>
       </w:tr>
       <w:tr>
-        <w:tc>
-          <w:tcPr/>
+        <w:trPr>
+          <w:cantSplit/>
+        </w:trPr>
+        <w:tc>
+          <w:tcPr>
+            <w:tcW w:w="1470" w:type="dxa"/>
+          </w:tcPr>
           <w:p>
             <w:pPr>
               <w:pStyle w:val="Compact"/>
@@ -3627,7 +4666,9 @@
           </w:p>
         </w:tc>
         <w:tc>
-          <w:tcPr/>
+          <w:tcPr>
+            <w:tcW w:w="3657" w:type="dxa"/>
+          </w:tcPr>
           <w:p>
             <w:pPr>
               <w:pStyle w:val="Compact"/>
@@ -3638,7 +4679,9 @@
           </w:p>
         </w:tc>
         <w:tc>
-          <w:tcPr/>
+          <w:tcPr>
+            <w:tcW w:w="4511" w:type="dxa"/>
+          </w:tcPr>
           <w:p>
             <w:pPr>
               <w:pStyle w:val="Compact"/>
@@ -3650,8 +4693,13 @@
         </w:tc>
       </w:tr>
       <w:tr>
-        <w:tc>
-          <w:tcPr/>
+        <w:trPr>
+          <w:cantSplit/>
+        </w:trPr>
+        <w:tc>
+          <w:tcPr>
+            <w:tcW w:w="1470" w:type="dxa"/>
+          </w:tcPr>
           <w:p>
             <w:pPr>
               <w:pStyle w:val="Compact"/>
@@ -3662,7 +4710,9 @@
           </w:p>
         </w:tc>
         <w:tc>
-          <w:tcPr/>
+          <w:tcPr>
+            <w:tcW w:w="3657" w:type="dxa"/>
+          </w:tcPr>
           <w:p>
             <w:pPr>
               <w:pStyle w:val="Compact"/>
@@ -3673,7 +4723,9 @@
           </w:p>
         </w:tc>
         <w:tc>
-          <w:tcPr/>
+          <w:tcPr>
+            <w:tcW w:w="4511" w:type="dxa"/>
+          </w:tcPr>
           <w:p>
             <w:pPr>
               <w:pStyle w:val="Compact"/>
@@ -3685,8 +4737,13 @@
         </w:tc>
       </w:tr>
       <w:tr>
-        <w:tc>
-          <w:tcPr/>
+        <w:trPr>
+          <w:cantSplit/>
+        </w:trPr>
+        <w:tc>
+          <w:tcPr>
+            <w:tcW w:w="1470" w:type="dxa"/>
+          </w:tcPr>
           <w:p>
             <w:pPr>
               <w:pStyle w:val="Compact"/>
@@ -3697,7 +4754,9 @@
           </w:p>
         </w:tc>
         <w:tc>
-          <w:tcPr/>
+          <w:tcPr>
+            <w:tcW w:w="3657" w:type="dxa"/>
+          </w:tcPr>
           <w:p>
             <w:pPr>
               <w:pStyle w:val="Compact"/>
@@ -3708,7 +4767,9 @@
           </w:p>
         </w:tc>
         <w:tc>
-          <w:tcPr/>
+          <w:tcPr>
+            <w:tcW w:w="4511" w:type="dxa"/>
+          </w:tcPr>
           <w:p>
             <w:pPr>
               <w:pStyle w:val="Compact"/>
@@ -3735,68 +4796,148 @@
     <w:tbl>
       <w:tblPr>
         <w:tblStyle w:val="Table"/>
-        <w:tblW w:type="pct" w:w="5000"/>
+        <w:tblW w:w="9638" w:type="dxa"/>
+        <w:tblBorders>
+          <w:top w:val="single" w:sz="4" w:space="0" w:color="CDD1D5"/>
+          <w:left w:val="single" w:sz="4" w:space="0" w:color="CDD1D5"/>
+          <w:bottom w:val="single" w:sz="4" w:space="0" w:color="CDD1D5"/>
+          <w:right w:val="single" w:sz="4" w:space="0" w:color="CDD1D5"/>
+          <w:insideH w:val="single" w:sz="4" w:space="0" w:color="CDD1D5"/>
+          <w:insideV w:val="single" w:sz="4" w:space="0" w:color="CDD1D5"/>
+        </w:tblBorders>
         <w:tblLayout w:type="fixed"/>
+        <w:tblCellMar>
+          <w:top w:w="50" w:type="dxa"/>
+          <w:left w:w="100" w:type="dxa"/>
+          <w:bottom w:w="50" w:type="dxa"/>
+          <w:right w:w="100" w:type="dxa"/>
+        </w:tblCellMar>
         <w:tblLook w:firstRow="1" w:lastRow="0" w:firstColumn="0" w:lastColumn="0" w:noHBand="0" w:noVBand="0" w:val="0020"/>
       </w:tblPr>
       <w:tblGrid>
-        <w:gridCol w:w="1154"/>
-        <w:gridCol w:w="2513"/>
-        <w:gridCol w:w="3477"/>
-        <w:gridCol w:w="774"/>
+        <w:gridCol w:w="1405"/>
+        <w:gridCol w:w="3059"/>
+        <w:gridCol w:w="4232"/>
+        <w:gridCol w:w="942"/>
       </w:tblGrid>
       <w:tr>
         <w:trPr>
+          <w:cantSplit/>
           <w:tblHeader w:val="on"/>
         </w:trPr>
         <w:tc>
-          <w:tcPr/>
-          <w:p>
-            <w:pPr>
-              <w:pStyle w:val="Compact"/>
-            </w:pPr>
-            <w:r>
+          <w:tcPr>
+            <w:tcW w:w="1405" w:type="dxa"/>
+            <w:tcBorders>
+              <w:top w:val="single" w:sz="4" w:space="0" w:color="90A9C6"/>
+              <w:left w:val="single" w:sz="4" w:space="0" w:color="90A9C6"/>
+              <w:bottom w:val="single" w:sz="4" w:space="0" w:color="90A9C6"/>
+              <w:right w:val="single" w:sz="4" w:space="0" w:color="90A9C6"/>
+            </w:tcBorders>
+            <w:shd w:val="clear" w:color="auto" w:fill="D6E0EB"/>
+            <w:vAlign w:val="center"/>
+          </w:tcPr>
+          <w:p>
+            <w:pPr>
+              <w:pStyle w:val="Compact"/>
+            </w:pPr>
+            <w:r>
+              <w:rPr>
+                <w:b/>
+                <w:bCs/>
+                <w:color w:val="131416"/>
+              </w:rPr>
               <w:t xml:space="preserve">대안</w:t>
             </w:r>
           </w:p>
         </w:tc>
         <w:tc>
-          <w:tcPr/>
-          <w:p>
-            <w:pPr>
-              <w:pStyle w:val="Compact"/>
-            </w:pPr>
-            <w:r>
+          <w:tcPr>
+            <w:tcW w:w="3059" w:type="dxa"/>
+            <w:tcBorders>
+              <w:top w:val="single" w:sz="4" w:space="0" w:color="90A9C6"/>
+              <w:left w:val="single" w:sz="4" w:space="0" w:color="90A9C6"/>
+              <w:bottom w:val="single" w:sz="4" w:space="0" w:color="90A9C6"/>
+              <w:right w:val="single" w:sz="4" w:space="0" w:color="90A9C6"/>
+            </w:tcBorders>
+            <w:shd w:val="clear" w:color="auto" w:fill="D6E0EB"/>
+            <w:vAlign w:val="center"/>
+          </w:tcPr>
+          <w:p>
+            <w:pPr>
+              <w:pStyle w:val="Compact"/>
+            </w:pPr>
+            <w:r>
+              <w:rPr>
+                <w:b/>
+                <w:bCs/>
+                <w:color w:val="131416"/>
+              </w:rPr>
               <w:t xml:space="preserve">장점</w:t>
             </w:r>
           </w:p>
         </w:tc>
         <w:tc>
-          <w:tcPr/>
-          <w:p>
-            <w:pPr>
-              <w:pStyle w:val="Compact"/>
-            </w:pPr>
-            <w:r>
+          <w:tcPr>
+            <w:tcW w:w="4232" w:type="dxa"/>
+            <w:tcBorders>
+              <w:top w:val="single" w:sz="4" w:space="0" w:color="90A9C6"/>
+              <w:left w:val="single" w:sz="4" w:space="0" w:color="90A9C6"/>
+              <w:bottom w:val="single" w:sz="4" w:space="0" w:color="90A9C6"/>
+              <w:right w:val="single" w:sz="4" w:space="0" w:color="90A9C6"/>
+            </w:tcBorders>
+            <w:shd w:val="clear" w:color="auto" w:fill="D6E0EB"/>
+            <w:vAlign w:val="center"/>
+          </w:tcPr>
+          <w:p>
+            <w:pPr>
+              <w:pStyle w:val="Compact"/>
+            </w:pPr>
+            <w:r>
+              <w:rPr>
+                <w:b/>
+                <w:bCs/>
+                <w:color w:val="131416"/>
+              </w:rPr>
               <w:t xml:space="preserve">단점</w:t>
             </w:r>
           </w:p>
         </w:tc>
         <w:tc>
-          <w:tcPr/>
-          <w:p>
-            <w:pPr>
-              <w:pStyle w:val="Compact"/>
-            </w:pPr>
-            <w:r>
+          <w:tcPr>
+            <w:tcW w:w="942" w:type="dxa"/>
+            <w:tcBorders>
+              <w:top w:val="single" w:sz="4" w:space="0" w:color="90A9C6"/>
+              <w:left w:val="single" w:sz="4" w:space="0" w:color="90A9C6"/>
+              <w:bottom w:val="single" w:sz="4" w:space="0" w:color="90A9C6"/>
+              <w:right w:val="single" w:sz="4" w:space="0" w:color="90A9C6"/>
+            </w:tcBorders>
+            <w:shd w:val="clear" w:color="auto" w:fill="D6E0EB"/>
+            <w:vAlign w:val="center"/>
+          </w:tcPr>
+          <w:p>
+            <w:pPr>
+              <w:pStyle w:val="Compact"/>
+            </w:pPr>
+            <w:r>
+              <w:rPr>
+                <w:b/>
+                <w:bCs/>
+                <w:color w:val="131416"/>
+              </w:rPr>
               <w:t xml:space="preserve">채택 여부</w:t>
             </w:r>
           </w:p>
         </w:tc>
       </w:tr>
       <w:tr>
-        <w:tc>
-          <w:tcPr/>
+        <w:trPr>
+          <w:cantSplit/>
+        </w:trPr>
+        <w:tc>
+          <w:tcPr>
+            <w:tcW w:w="1405" w:type="dxa"/>
+          </w:tcPr>
           <w:p>
             <w:pPr>
               <w:pStyle w:val="Compact"/>
@@ -3807,7 +4948,9 @@
           </w:p>
         </w:tc>
         <w:tc>
-          <w:tcPr/>
+          <w:tcPr>
+            <w:tcW w:w="3059" w:type="dxa"/>
+          </w:tcPr>
           <w:p>
             <w:pPr>
               <w:pStyle w:val="Compact"/>
@@ -3818,7 +4961,9 @@
           </w:p>
         </w:tc>
         <w:tc>
-          <w:tcPr/>
+          <w:tcPr>
+            <w:tcW w:w="4232" w:type="dxa"/>
+          </w:tcPr>
           <w:p>
             <w:pPr>
               <w:pStyle w:val="Compact"/>
@@ -3829,7 +4974,9 @@
           </w:p>
         </w:tc>
         <w:tc>
-          <w:tcPr/>
+          <w:tcPr>
+            <w:tcW w:w="942" w:type="dxa"/>
+          </w:tcPr>
           <w:p>
             <w:pPr>
               <w:pStyle w:val="Compact"/>
@@ -3841,8 +4988,13 @@
         </w:tc>
       </w:tr>
       <w:tr>
-        <w:tc>
-          <w:tcPr/>
+        <w:trPr>
+          <w:cantSplit/>
+        </w:trPr>
+        <w:tc>
+          <w:tcPr>
+            <w:tcW w:w="1405" w:type="dxa"/>
+          </w:tcPr>
           <w:p>
             <w:pPr>
               <w:pStyle w:val="Compact"/>
@@ -3853,7 +5005,9 @@
           </w:p>
         </w:tc>
         <w:tc>
-          <w:tcPr/>
+          <w:tcPr>
+            <w:tcW w:w="3059" w:type="dxa"/>
+          </w:tcPr>
           <w:p>
             <w:pPr>
               <w:pStyle w:val="Compact"/>
@@ -3864,7 +5018,9 @@
           </w:p>
         </w:tc>
         <w:tc>
-          <w:tcPr/>
+          <w:tcPr>
+            <w:tcW w:w="4232" w:type="dxa"/>
+          </w:tcPr>
           <w:p>
             <w:pPr>
               <w:pStyle w:val="Compact"/>
@@ -3875,7 +5031,9 @@
           </w:p>
         </w:tc>
         <w:tc>
-          <w:tcPr/>
+          <w:tcPr>
+            <w:tcW w:w="942" w:type="dxa"/>
+          </w:tcPr>
           <w:p>
             <w:pPr>
               <w:pStyle w:val="Compact"/>
@@ -3894,8 +5052,13 @@
         </w:tc>
       </w:tr>
       <w:tr>
-        <w:tc>
-          <w:tcPr/>
+        <w:trPr>
+          <w:cantSplit/>
+        </w:trPr>
+        <w:tc>
+          <w:tcPr>
+            <w:tcW w:w="1405" w:type="dxa"/>
+          </w:tcPr>
           <w:p>
             <w:pPr>
               <w:pStyle w:val="Compact"/>
@@ -3906,7 +5069,9 @@
           </w:p>
         </w:tc>
         <w:tc>
-          <w:tcPr/>
+          <w:tcPr>
+            <w:tcW w:w="3059" w:type="dxa"/>
+          </w:tcPr>
           <w:p>
             <w:pPr>
               <w:pStyle w:val="Compact"/>
@@ -3917,7 +5082,9 @@
           </w:p>
         </w:tc>
         <w:tc>
-          <w:tcPr/>
+          <w:tcPr>
+            <w:tcW w:w="4232" w:type="dxa"/>
+          </w:tcPr>
           <w:p>
             <w:pPr>
               <w:pStyle w:val="Compact"/>
@@ -3928,7 +5095,9 @@
           </w:p>
         </w:tc>
         <w:tc>
-          <w:tcPr/>
+          <w:tcPr>
+            <w:tcW w:w="942" w:type="dxa"/>
+          </w:tcPr>
           <w:p>
             <w:pPr>
               <w:pStyle w:val="Compact"/>
@@ -3940,8 +5109,13 @@
         </w:tc>
       </w:tr>
       <w:tr>
-        <w:tc>
-          <w:tcPr/>
+        <w:trPr>
+          <w:cantSplit/>
+        </w:trPr>
+        <w:tc>
+          <w:tcPr>
+            <w:tcW w:w="1405" w:type="dxa"/>
+          </w:tcPr>
           <w:p>
             <w:pPr>
               <w:pStyle w:val="Compact"/>
@@ -3952,7 +5126,9 @@
           </w:p>
         </w:tc>
         <w:tc>
-          <w:tcPr/>
+          <w:tcPr>
+            <w:tcW w:w="3059" w:type="dxa"/>
+          </w:tcPr>
           <w:p>
             <w:pPr>
               <w:pStyle w:val="Compact"/>
@@ -3963,7 +5139,9 @@
           </w:p>
         </w:tc>
         <w:tc>
-          <w:tcPr/>
+          <w:tcPr>
+            <w:tcW w:w="4232" w:type="dxa"/>
+          </w:tcPr>
           <w:p>
             <w:pPr>
               <w:pStyle w:val="Compact"/>
@@ -3974,7 +5152,9 @@
           </w:p>
         </w:tc>
         <w:tc>
-          <w:tcPr/>
+          <w:tcPr>
+            <w:tcW w:w="942" w:type="dxa"/>
+          </w:tcPr>
           <w:p>
             <w:pPr>
               <w:pStyle w:val="Compact"/>
@@ -3986,8 +5166,13 @@
         </w:tc>
       </w:tr>
       <w:tr>
-        <w:tc>
-          <w:tcPr/>
+        <w:trPr>
+          <w:cantSplit/>
+        </w:trPr>
+        <w:tc>
+          <w:tcPr>
+            <w:tcW w:w="1405" w:type="dxa"/>
+          </w:tcPr>
           <w:p>
             <w:pPr>
               <w:pStyle w:val="Compact"/>
@@ -3998,7 +5183,9 @@
           </w:p>
         </w:tc>
         <w:tc>
-          <w:tcPr/>
+          <w:tcPr>
+            <w:tcW w:w="3059" w:type="dxa"/>
+          </w:tcPr>
           <w:p>
             <w:pPr>
               <w:pStyle w:val="Compact"/>
@@ -4009,7 +5196,9 @@
           </w:p>
         </w:tc>
         <w:tc>
-          <w:tcPr/>
+          <w:tcPr>
+            <w:tcW w:w="4232" w:type="dxa"/>
+          </w:tcPr>
           <w:p>
             <w:pPr>
               <w:pStyle w:val="Compact"/>
@@ -4020,7 +5209,9 @@
           </w:p>
         </w:tc>
         <w:tc>
-          <w:tcPr/>
+          <w:tcPr>
+            <w:tcW w:w="942" w:type="dxa"/>
+          </w:tcPr>
           <w:p>
             <w:pPr>
               <w:pStyle w:val="Compact"/>
@@ -4221,68 +5412,148 @@
     <w:tbl>
       <w:tblPr>
         <w:tblStyle w:val="Table"/>
-        <w:tblW w:type="pct" w:w="5000"/>
+        <w:tblW w:w="9638" w:type="dxa"/>
+        <w:tblBorders>
+          <w:top w:val="single" w:sz="4" w:space="0" w:color="CDD1D5"/>
+          <w:left w:val="single" w:sz="4" w:space="0" w:color="CDD1D5"/>
+          <w:bottom w:val="single" w:sz="4" w:space="0" w:color="CDD1D5"/>
+          <w:right w:val="single" w:sz="4" w:space="0" w:color="CDD1D5"/>
+          <w:insideH w:val="single" w:sz="4" w:space="0" w:color="CDD1D5"/>
+          <w:insideV w:val="single" w:sz="4" w:space="0" w:color="CDD1D5"/>
+        </w:tblBorders>
         <w:tblLayout w:type="fixed"/>
+        <w:tblCellMar>
+          <w:top w:w="50" w:type="dxa"/>
+          <w:left w:w="100" w:type="dxa"/>
+          <w:bottom w:w="50" w:type="dxa"/>
+          <w:right w:w="100" w:type="dxa"/>
+        </w:tblCellMar>
         <w:tblLook w:firstRow="1" w:lastRow="0" w:firstColumn="0" w:lastColumn="0" w:noHBand="0" w:noVBand="0" w:val="0020"/>
       </w:tblPr>
       <w:tblGrid>
-        <w:gridCol w:w="3400"/>
-        <w:gridCol w:w="1490"/>
-        <w:gridCol w:w="1490"/>
-        <w:gridCol w:w="1537"/>
+        <w:gridCol w:w="4139"/>
+        <w:gridCol w:w="1814"/>
+        <w:gridCol w:w="1814"/>
+        <w:gridCol w:w="1871"/>
       </w:tblGrid>
       <w:tr>
         <w:trPr>
+          <w:cantSplit/>
           <w:tblHeader w:val="on"/>
         </w:trPr>
         <w:tc>
-          <w:tcPr/>
-          <w:p>
-            <w:pPr>
-              <w:pStyle w:val="Compact"/>
-            </w:pPr>
-            <w:r>
+          <w:tcPr>
+            <w:tcW w:w="4139" w:type="dxa"/>
+            <w:tcBorders>
+              <w:top w:val="single" w:sz="4" w:space="0" w:color="90A9C6"/>
+              <w:left w:val="single" w:sz="4" w:space="0" w:color="90A9C6"/>
+              <w:bottom w:val="single" w:sz="4" w:space="0" w:color="90A9C6"/>
+              <w:right w:val="single" w:sz="4" w:space="0" w:color="90A9C6"/>
+            </w:tcBorders>
+            <w:shd w:val="clear" w:color="auto" w:fill="D6E0EB"/>
+            <w:vAlign w:val="center"/>
+          </w:tcPr>
+          <w:p>
+            <w:pPr>
+              <w:pStyle w:val="Compact"/>
+            </w:pPr>
+            <w:r>
+              <w:rPr>
+                <w:b/>
+                <w:bCs/>
+                <w:color w:val="131416"/>
+              </w:rPr>
               <w:t xml:space="preserve">대안</w:t>
             </w:r>
           </w:p>
         </w:tc>
         <w:tc>
-          <w:tcPr/>
-          <w:p>
-            <w:pPr>
-              <w:pStyle w:val="Compact"/>
-            </w:pPr>
-            <w:r>
+          <w:tcPr>
+            <w:tcW w:w="1814" w:type="dxa"/>
+            <w:tcBorders>
+              <w:top w:val="single" w:sz="4" w:space="0" w:color="90A9C6"/>
+              <w:left w:val="single" w:sz="4" w:space="0" w:color="90A9C6"/>
+              <w:bottom w:val="single" w:sz="4" w:space="0" w:color="90A9C6"/>
+              <w:right w:val="single" w:sz="4" w:space="0" w:color="90A9C6"/>
+            </w:tcBorders>
+            <w:shd w:val="clear" w:color="auto" w:fill="D6E0EB"/>
+            <w:vAlign w:val="center"/>
+          </w:tcPr>
+          <w:p>
+            <w:pPr>
+              <w:pStyle w:val="Compact"/>
+            </w:pPr>
+            <w:r>
+              <w:rPr>
+                <w:b/>
+                <w:bCs/>
+                <w:color w:val="131416"/>
+              </w:rPr>
               <w:t xml:space="preserve">장점</w:t>
             </w:r>
           </w:p>
         </w:tc>
         <w:tc>
-          <w:tcPr/>
-          <w:p>
-            <w:pPr>
-              <w:pStyle w:val="Compact"/>
-            </w:pPr>
-            <w:r>
+          <w:tcPr>
+            <w:tcW w:w="1814" w:type="dxa"/>
+            <w:tcBorders>
+              <w:top w:val="single" w:sz="4" w:space="0" w:color="90A9C6"/>
+              <w:left w:val="single" w:sz="4" w:space="0" w:color="90A9C6"/>
+              <w:bottom w:val="single" w:sz="4" w:space="0" w:color="90A9C6"/>
+              <w:right w:val="single" w:sz="4" w:space="0" w:color="90A9C6"/>
+            </w:tcBorders>
+            <w:shd w:val="clear" w:color="auto" w:fill="D6E0EB"/>
+            <w:vAlign w:val="center"/>
+          </w:tcPr>
+          <w:p>
+            <w:pPr>
+              <w:pStyle w:val="Compact"/>
+            </w:pPr>
+            <w:r>
+              <w:rPr>
+                <w:b/>
+                <w:bCs/>
+                <w:color w:val="131416"/>
+              </w:rPr>
               <w:t xml:space="preserve">단점</w:t>
             </w:r>
           </w:p>
         </w:tc>
         <w:tc>
-          <w:tcPr/>
-          <w:p>
-            <w:pPr>
-              <w:pStyle w:val="Compact"/>
-            </w:pPr>
-            <w:r>
+          <w:tcPr>
+            <w:tcW w:w="1871" w:type="dxa"/>
+            <w:tcBorders>
+              <w:top w:val="single" w:sz="4" w:space="0" w:color="90A9C6"/>
+              <w:left w:val="single" w:sz="4" w:space="0" w:color="90A9C6"/>
+              <w:bottom w:val="single" w:sz="4" w:space="0" w:color="90A9C6"/>
+              <w:right w:val="single" w:sz="4" w:space="0" w:color="90A9C6"/>
+            </w:tcBorders>
+            <w:shd w:val="clear" w:color="auto" w:fill="D6E0EB"/>
+            <w:vAlign w:val="center"/>
+          </w:tcPr>
+          <w:p>
+            <w:pPr>
+              <w:pStyle w:val="Compact"/>
+            </w:pPr>
+            <w:r>
+              <w:rPr>
+                <w:b/>
+                <w:bCs/>
+                <w:color w:val="131416"/>
+              </w:rPr>
               <w:t xml:space="preserve">채택 여부</w:t>
             </w:r>
           </w:p>
         </w:tc>
       </w:tr>
       <w:tr>
-        <w:tc>
-          <w:tcPr/>
+        <w:trPr>
+          <w:cantSplit/>
+        </w:trPr>
+        <w:tc>
+          <w:tcPr>
+            <w:tcW w:w="4139" w:type="dxa"/>
+          </w:tcPr>
           <w:p>
             <w:pPr>
               <w:pStyle w:val="Compact"/>
@@ -4293,7 +5564,9 @@
           </w:p>
         </w:tc>
         <w:tc>
-          <w:tcPr/>
+          <w:tcPr>
+            <w:tcW w:w="1814" w:type="dxa"/>
+          </w:tcPr>
           <w:p>
             <w:pPr>
               <w:pStyle w:val="Compact"/>
@@ -4304,7 +5577,9 @@
           </w:p>
         </w:tc>
         <w:tc>
-          <w:tcPr/>
+          <w:tcPr>
+            <w:tcW w:w="1814" w:type="dxa"/>
+          </w:tcPr>
           <w:p>
             <w:pPr>
               <w:pStyle w:val="Compact"/>
@@ -4315,7 +5590,9 @@
           </w:p>
         </w:tc>
         <w:tc>
-          <w:tcPr/>
+          <w:tcPr>
+            <w:tcW w:w="1871" w:type="dxa"/>
+          </w:tcPr>
           <w:p>
             <w:pPr>
               <w:pStyle w:val="Compact"/>
